--- a/aura-documents/output/word/03-safety-and-privacy/02-cleaning-sanitation-procedures.docx
+++ b/aura-documents/output/word/03-safety-and-privacy/02-cleaning-sanitation-procedures.docx
@@ -30,7 +30,7 @@
           <w:color w:val="7A6753"/>
           <w:sz w:val="16"/>
         </w:rPr>
-        <w:t xml:space="preserve">Document No. AUR-SAF-02 · Version 0.1 (Draft) · Owner: General Manager · Effective: </w:t>
+        <w:t xml:space="preserve">Document No. AUR-SAF-02 · Version 0.2 (Draft) · Owner: General Manager · Effective: </w:t>
       </w:r>
       <w:r>
         <w:rPr>
@@ -69,7 +69,27 @@
           <w:color w:val="4A3A2C"/>
           <w:sz w:val="20"/>
         </w:rPr>
-        <w:t xml:space="preserve">A guest should walk into every room as if they are the first person to use it that day. These procedures set out what is cleaned, when, how and by whom across the Jumeirah 1 studio. They support the Health, Safety &amp; Hygiene Policy (AUR-SAF-01) and Dubai Municipality hygiene requirements </w:t>
+        <w:t xml:space="preserve">A guest should walk into every room as if they are the first person to use it that day. These procedures set out what is cleaned, when, how and by whom across the Jumeirah 1 studio, open 7 days a week, 9:00am–9:00pm. Cleaning is done by the Hosts (2 per shift) plus </w:t>
+      </w:r>
+      <w:r>
+        <w:rPr>
+          <w:rFonts w:ascii="Jost" w:hAnsi="Jost" w:cs="Jost" w:eastAsia="Jost"/>
+          <w:b w:val="0"/>
+          <w:i w:val="0"/>
+          <w:color w:val="A6754C"/>
+          <w:sz w:val="20"/>
+        </w:rPr>
+        <w:t>[in-house attendant / outsourced cleaner — to be decided]</w:t>
+      </w:r>
+      <w:r>
+        <w:rPr>
+          <w:rFonts w:ascii="Jost" w:hAnsi="Jost" w:cs="Jost" w:eastAsia="Jost"/>
+          <w:b w:val="0"/>
+          <w:i w:val="0"/>
+          <w:color w:val="4A3A2C"/>
+          <w:sz w:val="20"/>
+        </w:rPr>
+        <w:t xml:space="preserve">. They support the Health, Safety &amp; Hygiene Policy (AUR-SAF-01) and Dubai Municipality hygiene requirements </w:t>
       </w:r>
       <w:r>
         <w:rPr>
@@ -104,7 +124,27 @@
           <w:color w:val="4A3A2C"/>
           <w:sz w:val="20"/>
         </w:rPr>
-        <w:t>Where an Elevé Health cleaning instruction exists for a device, it takes priority over this document. Never use a product on an Elevé device that Elevé has not approved.</w:t>
+        <w:t xml:space="preserve">Where an Elevé Health cleaning instruction exists for a device, it takes priority over this document. Never use a product on an Elevé device that Elevé has not approved. Elevé operating and cleaning instructions have not yet been received, so every device product, dilution and method is </w:t>
+      </w:r>
+      <w:r>
+        <w:rPr>
+          <w:rFonts w:ascii="Jost" w:hAnsi="Jost" w:cs="Jost" w:eastAsia="Jost"/>
+          <w:b w:val="0"/>
+          <w:i w:val="0"/>
+          <w:color w:val="A6754C"/>
+          <w:sz w:val="20"/>
+        </w:rPr>
+        <w:t>[per Elevé protocol — pending]</w:t>
+      </w:r>
+      <w:r>
+        <w:rPr>
+          <w:rFonts w:ascii="Jost" w:hAnsi="Jost" w:cs="Jost" w:eastAsia="Jost"/>
+          <w:b w:val="0"/>
+          <w:i w:val="0"/>
+          <w:color w:val="4A3A2C"/>
+          <w:sz w:val="20"/>
+        </w:rPr>
+        <w:t xml:space="preserve"> until confirmed.</w:t>
       </w:r>
     </w:p>
     <w:p>
@@ -214,7 +254,23 @@
           <w:color w:val="4A3A2C"/>
           <w:sz w:val="20"/>
         </w:rPr>
-        <w:t>Every robe, towel, slipper set, cryo sock, glove and ear cover is fresh for each guest.</w:t>
+        <w:t>Every robe, Aura-branded towel, Aura-branded clothing set, pair of hotel-style Aura-branded slippers, cryo sock, glove and ear cover is fresh for each guest.</w:t>
+      </w:r>
+    </w:p>
+    <w:p>
+      <w:pPr>
+        <w:pStyle w:val="ListBullet"/>
+        <w:spacing w:before="0" w:after="60" w:line="300" w:lineRule="auto"/>
+      </w:pPr>
+      <w:r>
+        <w:rPr>
+          <w:rFonts w:ascii="Jost" w:hAnsi="Jost" w:cs="Jost" w:eastAsia="Jost"/>
+          <w:b w:val="0"/>
+          <w:i w:val="0"/>
+          <w:color w:val="4A3A2C"/>
+          <w:sz w:val="20"/>
+        </w:rPr>
+        <w:t>With one unit of each machine, turnaround must be finished on time; a unit that cannot be cleaned to standard is closed and that modality is unavailable until it is.</w:t>
       </w:r>
     </w:p>
     <w:p>
@@ -618,7 +674,7 @@
                 <w:color w:val="A6754C"/>
                 <w:sz w:val="17"/>
               </w:rPr>
-              <w:t>[Product approved by Elevé]</w:t>
+              <w:t>[per Elevé protocol — pending]</w:t>
             </w:r>
           </w:p>
         </w:tc>
@@ -732,7 +788,7 @@
                 <w:color w:val="A6754C"/>
                 <w:sz w:val="17"/>
               </w:rPr>
-              <w:t>[Product approved by Elevé]</w:t>
+              <w:t>[per Elevé protocol — pending]</w:t>
             </w:r>
           </w:p>
         </w:tc>
@@ -827,7 +883,7 @@
                 <w:color w:val="4A3A2C"/>
                 <w:sz w:val="17"/>
               </w:rPr>
-              <w:t>Float tank sanitiser / oxidiser</w:t>
+              <w:t>Cold plunge water treatment</w:t>
             </w:r>
           </w:p>
         </w:tc>
@@ -847,7 +903,7 @@
                 <w:color w:val="A6754C"/>
                 <w:sz w:val="17"/>
               </w:rPr>
-              <w:t>[Product]</w:t>
+              <w:t>[Product per Elevé · Polar Recovery]</w:t>
             </w:r>
           </w:p>
         </w:tc>
@@ -930,7 +986,7 @@
                 <w:color w:val="4A3A2C"/>
                 <w:sz w:val="17"/>
               </w:rPr>
-              <w:t>Cold plunge water treatment</w:t>
+              <w:t>Body fluid spill disinfectant</w:t>
             </w:r>
           </w:p>
         </w:tc>
@@ -951,7 +1007,7 @@
                 <w:color w:val="A6754C"/>
                 <w:sz w:val="17"/>
               </w:rPr>
-              <w:t>[Product per Elevé · Polar Recovery]</w:t>
+              <w:t>[Product]</w:t>
             </w:r>
           </w:p>
         </w:tc>
@@ -990,10 +1046,20 @@
                 <w:rFonts w:ascii="Jost" w:hAnsi="Jost" w:cs="Jost" w:eastAsia="Jost"/>
                 <w:b w:val="0"/>
                 <w:i w:val="0"/>
+                <w:color w:val="A6754C"/>
+                <w:sz w:val="17"/>
+              </w:rPr>
+              <w:t>[___]</w:t>
+            </w:r>
+            <w:r>
+              <w:rPr>
+                <w:rFonts w:ascii="Jost" w:hAnsi="Jost" w:cs="Jost" w:eastAsia="Jost"/>
+                <w:b w:val="0"/>
+                <w:i w:val="0"/>
                 <w:color w:val="4A3A2C"/>
                 <w:sz w:val="17"/>
               </w:rPr>
-              <w:t>n/a</w:t>
+              <w:t xml:space="preserve"> min</w:t>
             </w:r>
           </w:p>
         </w:tc>
@@ -1036,7 +1102,7 @@
                 <w:color w:val="4A3A2C"/>
                 <w:sz w:val="17"/>
               </w:rPr>
-              <w:t>Clinical-grade disinfectant (IV room)</w:t>
+              <w:t>Laundry detergent and sanitiser (in-house machine)</w:t>
             </w:r>
           </w:p>
         </w:tc>
@@ -1056,7 +1122,7 @@
                 <w:color w:val="A6754C"/>
                 <w:sz w:val="17"/>
               </w:rPr>
-              <w:t>[Product approved by Clinical Lead]</w:t>
+              <w:t>[Product]</w:t>
             </w:r>
           </w:p>
         </w:tc>
@@ -1093,20 +1159,10 @@
                 <w:rFonts w:ascii="Jost" w:hAnsi="Jost" w:cs="Jost" w:eastAsia="Jost"/>
                 <w:b w:val="0"/>
                 <w:i w:val="0"/>
-                <w:color w:val="A6754C"/>
-                <w:sz w:val="17"/>
-              </w:rPr>
-              <w:t>[___]</w:t>
-            </w:r>
-            <w:r>
-              <w:rPr>
-                <w:rFonts w:ascii="Jost" w:hAnsi="Jost" w:cs="Jost" w:eastAsia="Jost"/>
-                <w:b w:val="0"/>
-                <w:i w:val="0"/>
                 <w:color w:val="4A3A2C"/>
                 <w:sz w:val="17"/>
               </w:rPr>
-              <w:t xml:space="preserve"> min</w:t>
+              <w:t>n/a</w:t>
             </w:r>
           </w:p>
         </w:tc>
@@ -1149,7 +1205,7 @@
                 <w:color w:val="4A3A2C"/>
                 <w:sz w:val="17"/>
               </w:rPr>
-              <w:t>Floor cleaner, wet areas (anti-slip safe)</w:t>
+              <w:t>Food-contact surface sanitiser (refreshment station, copper mugs)</w:t>
             </w:r>
           </w:p>
         </w:tc>
@@ -1209,10 +1265,20 @@
                 <w:rFonts w:ascii="Jost" w:hAnsi="Jost" w:cs="Jost" w:eastAsia="Jost"/>
                 <w:b w:val="0"/>
                 <w:i w:val="0"/>
+                <w:color w:val="A6754C"/>
+                <w:sz w:val="17"/>
+              </w:rPr>
+              <w:t>[___]</w:t>
+            </w:r>
+            <w:r>
+              <w:rPr>
+                <w:rFonts w:ascii="Jost" w:hAnsi="Jost" w:cs="Jost" w:eastAsia="Jost"/>
+                <w:b w:val="0"/>
+                <w:i w:val="0"/>
                 <w:color w:val="4A3A2C"/>
                 <w:sz w:val="17"/>
               </w:rPr>
-              <w:t>n/a</w:t>
+              <w:t xml:space="preserve"> min</w:t>
             </w:r>
           </w:p>
         </w:tc>
@@ -1255,7 +1321,7 @@
                 <w:color w:val="4A3A2C"/>
                 <w:sz w:val="17"/>
               </w:rPr>
-              <w:t>Glass and mirror cleaner</w:t>
+              <w:t>Floor cleaner, wet areas (anti-slip safe)</w:t>
             </w:r>
           </w:p>
         </w:tc>
@@ -1358,7 +1424,7 @@
                 <w:color w:val="4A3A2C"/>
                 <w:sz w:val="17"/>
               </w:rPr>
-              <w:t>Hand sanitiser (guest and staff)</w:t>
+              <w:t>Glass and mirror cleaner</w:t>
             </w:r>
           </w:p>
         </w:tc>
@@ -1397,10 +1463,10 @@
                 <w:rFonts w:ascii="Jost" w:hAnsi="Jost" w:cs="Jost" w:eastAsia="Jost"/>
                 <w:b w:val="0"/>
                 <w:i w:val="0"/>
-                <w:color w:val="4A3A2C"/>
-                <w:sz w:val="17"/>
-              </w:rPr>
-              <w:t>Ready to use</w:t>
+                <w:color w:val="A6754C"/>
+                <w:sz w:val="17"/>
+              </w:rPr>
+              <w:t>[___]</w:t>
             </w:r>
           </w:p>
         </w:tc>
@@ -1421,7 +1487,7 @@
                 <w:color w:val="4A3A2C"/>
                 <w:sz w:val="17"/>
               </w:rPr>
-              <w:t>20–30 sec</w:t>
+              <w:t>n/a</w:t>
             </w:r>
           </w:p>
         </w:tc>
@@ -1429,6 +1495,108 @@
           <w:tcPr>
             <w:tcW w:type="dxa" w:w="1882"/>
             <w:shd w:val="clear" w:color="auto" w:fill="FBF5EE"/>
+          </w:tcPr>
+          <w:p>
+            <w:pPr>
+              <w:spacing w:before="40" w:after="40" w:line="276" w:lineRule="auto"/>
+            </w:pPr>
+            <w:r>
+              <w:rPr>
+                <w:rFonts w:ascii="Jost" w:hAnsi="Jost" w:cs="Jost" w:eastAsia="Jost"/>
+                <w:b w:val="0"/>
+                <w:i w:val="0"/>
+                <w:color w:val="4A3A2C"/>
+                <w:sz w:val="17"/>
+              </w:rPr>
+              <w:t>☐</w:t>
+            </w:r>
+          </w:p>
+        </w:tc>
+      </w:tr>
+      <w:tr>
+        <w:tc>
+          <w:tcPr>
+            <w:tcW w:type="dxa" w:w="1882"/>
+          </w:tcPr>
+          <w:p>
+            <w:pPr>
+              <w:spacing w:before="40" w:after="40" w:line="276" w:lineRule="auto"/>
+            </w:pPr>
+            <w:r>
+              <w:rPr>
+                <w:rFonts w:ascii="Jost" w:hAnsi="Jost" w:cs="Jost" w:eastAsia="Jost"/>
+                <w:b w:val="0"/>
+                <w:i w:val="0"/>
+                <w:color w:val="4A3A2C"/>
+                <w:sz w:val="17"/>
+              </w:rPr>
+              <w:t>Hand sanitiser (guest and staff)</w:t>
+            </w:r>
+          </w:p>
+        </w:tc>
+        <w:tc>
+          <w:tcPr>
+            <w:tcW w:type="dxa" w:w="1882"/>
+          </w:tcPr>
+          <w:p>
+            <w:pPr>
+              <w:spacing w:before="40" w:after="40" w:line="276" w:lineRule="auto"/>
+            </w:pPr>
+            <w:r>
+              <w:rPr>
+                <w:rFonts w:ascii="Jost" w:hAnsi="Jost" w:cs="Jost" w:eastAsia="Jost"/>
+                <w:b w:val="0"/>
+                <w:i w:val="0"/>
+                <w:color w:val="A6754C"/>
+                <w:sz w:val="17"/>
+              </w:rPr>
+              <w:t>[Product]</w:t>
+            </w:r>
+          </w:p>
+        </w:tc>
+        <w:tc>
+          <w:tcPr>
+            <w:tcW w:type="dxa" w:w="1882"/>
+          </w:tcPr>
+          <w:p>
+            <w:pPr>
+              <w:spacing w:before="40" w:after="40" w:line="276" w:lineRule="auto"/>
+            </w:pPr>
+            <w:r>
+              <w:rPr>
+                <w:rFonts w:ascii="Jost" w:hAnsi="Jost" w:cs="Jost" w:eastAsia="Jost"/>
+                <w:b w:val="0"/>
+                <w:i w:val="0"/>
+                <w:color w:val="4A3A2C"/>
+                <w:sz w:val="17"/>
+              </w:rPr>
+              <w:t>Ready to use</w:t>
+            </w:r>
+          </w:p>
+        </w:tc>
+        <w:tc>
+          <w:tcPr>
+            <w:tcW w:type="dxa" w:w="1882"/>
+          </w:tcPr>
+          <w:p>
+            <w:pPr>
+              <w:spacing w:before="40" w:after="40" w:line="276" w:lineRule="auto"/>
+            </w:pPr>
+            <w:r>
+              <w:rPr>
+                <w:rFonts w:ascii="Jost" w:hAnsi="Jost" w:cs="Jost" w:eastAsia="Jost"/>
+                <w:b w:val="0"/>
+                <w:i w:val="0"/>
+                <w:color w:val="4A3A2C"/>
+                <w:sz w:val="17"/>
+              </w:rPr>
+              <w:t>20–30 sec</w:t>
+            </w:r>
+          </w:p>
+        </w:tc>
+        <w:tc>
+          <w:tcPr>
+            <w:tcW w:type="dxa" w:w="1882"/>
           </w:tcPr>
           <w:p>
             <w:pPr>
@@ -1718,7 +1886,7 @@
                 <w:color w:val="4A3A2C"/>
                 <w:sz w:val="17"/>
               </w:rPr>
-              <w:t>Chemical dilution and dosing (float, plunge)</w:t>
+              <w:t>Chemical dilution and dosing (plunge, laundry)</w:t>
             </w:r>
           </w:p>
         </w:tc>
@@ -2043,7 +2211,7 @@
                 <w:color w:val="4A3A2C"/>
                 <w:sz w:val="17"/>
               </w:rPr>
-              <w:t>IV room and clinical waste</w:t>
+              <w:t>Body fluid spill</w:t>
             </w:r>
           </w:p>
         </w:tc>
@@ -2063,7 +2231,7 @@
                 <w:color w:val="4A3A2C"/>
                 <w:sz w:val="17"/>
               </w:rPr>
-              <w:t>Nitrile, clinical</w:t>
+              <w:t>Nitrile, double</w:t>
             </w:r>
           </w:p>
         </w:tc>
@@ -2103,120 +2271,13 @@
                 <w:color w:val="4A3A2C"/>
                 <w:sz w:val="17"/>
               </w:rPr>
-              <w:t>As per Clinical Lead</w:t>
+              <w:t>Goggles</w:t>
             </w:r>
           </w:p>
         </w:tc>
         <w:tc>
           <w:tcPr>
             <w:tcW w:type="dxa" w:w="1882"/>
-          </w:tcPr>
-          <w:p>
-            <w:pPr>
-              <w:spacing w:before="40" w:after="40" w:line="276" w:lineRule="auto"/>
-            </w:pPr>
-            <w:r>
-              <w:rPr>
-                <w:rFonts w:ascii="Jost" w:hAnsi="Jost" w:cs="Jost" w:eastAsia="Jost"/>
-                <w:b w:val="0"/>
-                <w:i w:val="0"/>
-                <w:color w:val="4A3A2C"/>
-                <w:sz w:val="17"/>
-              </w:rPr>
-              <w:t>As per Clinical Lead</w:t>
-            </w:r>
-          </w:p>
-        </w:tc>
-      </w:tr>
-      <w:tr>
-        <w:tc>
-          <w:tcPr>
-            <w:tcW w:type="dxa" w:w="1882"/>
-            <w:shd w:val="clear" w:color="auto" w:fill="FBF5EE"/>
-          </w:tcPr>
-          <w:p>
-            <w:pPr>
-              <w:spacing w:before="40" w:after="40" w:line="276" w:lineRule="auto"/>
-            </w:pPr>
-            <w:r>
-              <w:rPr>
-                <w:rFonts w:ascii="Jost" w:hAnsi="Jost" w:cs="Jost" w:eastAsia="Jost"/>
-                <w:b w:val="0"/>
-                <w:i w:val="0"/>
-                <w:color w:val="4A3A2C"/>
-                <w:sz w:val="17"/>
-              </w:rPr>
-              <w:t>Body fluid spill</w:t>
-            </w:r>
-          </w:p>
-        </w:tc>
-        <w:tc>
-          <w:tcPr>
-            <w:tcW w:type="dxa" w:w="1882"/>
-            <w:shd w:val="clear" w:color="auto" w:fill="FBF5EE"/>
-          </w:tcPr>
-          <w:p>
-            <w:pPr>
-              <w:spacing w:before="40" w:after="40" w:line="276" w:lineRule="auto"/>
-            </w:pPr>
-            <w:r>
-              <w:rPr>
-                <w:rFonts w:ascii="Jost" w:hAnsi="Jost" w:cs="Jost" w:eastAsia="Jost"/>
-                <w:b w:val="0"/>
-                <w:i w:val="0"/>
-                <w:color w:val="4A3A2C"/>
-                <w:sz w:val="17"/>
-              </w:rPr>
-              <w:t>Nitrile, double</w:t>
-            </w:r>
-          </w:p>
-        </w:tc>
-        <w:tc>
-          <w:tcPr>
-            <w:tcW w:type="dxa" w:w="1882"/>
-            <w:shd w:val="clear" w:color="auto" w:fill="FBF5EE"/>
-          </w:tcPr>
-          <w:p>
-            <w:pPr>
-              <w:spacing w:before="40" w:after="40" w:line="276" w:lineRule="auto"/>
-            </w:pPr>
-            <w:r>
-              <w:rPr>
-                <w:rFonts w:ascii="Jost" w:hAnsi="Jost" w:cs="Jost" w:eastAsia="Jost"/>
-                <w:b w:val="0"/>
-                <w:i w:val="0"/>
-                <w:color w:val="4A3A2C"/>
-                <w:sz w:val="17"/>
-              </w:rPr>
-              <w:t>Disposable</w:t>
-            </w:r>
-          </w:p>
-        </w:tc>
-        <w:tc>
-          <w:tcPr>
-            <w:tcW w:type="dxa" w:w="1882"/>
-            <w:shd w:val="clear" w:color="auto" w:fill="FBF5EE"/>
-          </w:tcPr>
-          <w:p>
-            <w:pPr>
-              <w:spacing w:before="40" w:after="40" w:line="276" w:lineRule="auto"/>
-            </w:pPr>
-            <w:r>
-              <w:rPr>
-                <w:rFonts w:ascii="Jost" w:hAnsi="Jost" w:cs="Jost" w:eastAsia="Jost"/>
-                <w:b w:val="0"/>
-                <w:i w:val="0"/>
-                <w:color w:val="4A3A2C"/>
-                <w:sz w:val="17"/>
-              </w:rPr>
-              <w:t>Goggles</w:t>
-            </w:r>
-          </w:p>
-        </w:tc>
-        <w:tc>
-          <w:tcPr>
-            <w:tcW w:type="dxa" w:w="1882"/>
-            <w:shd w:val="clear" w:color="auto" w:fill="FBF5EE"/>
           </w:tcPr>
           <w:p>
             <w:pPr>
@@ -2399,7 +2460,7 @@
                 <w:color w:val="4A3A2C"/>
                 <w:sz w:val="17"/>
               </w:rPr>
-              <w:t>Toilets, IV room</w:t>
+              <w:t>Toilets</w:t>
             </w:r>
           </w:p>
         </w:tc>
@@ -2443,7 +2504,7 @@
                 <w:color w:val="4A3A2C"/>
                 <w:sz w:val="17"/>
               </w:rPr>
-              <w:t>Treatment rooms and device exteriors (cryo, red light, sauna, HBOT exterior, dry float, salt cabin, compression boots)</w:t>
+              <w:t>Treatment rooms and device exteriors (cryo, red light, sauna, HBOT exterior, dry float, salt cabin, compression boots), Healer consultation room, Sound Healing and breathwork room</w:t>
             </w:r>
           </w:p>
         </w:tc>
@@ -2506,7 +2567,7 @@
                 <w:color w:val="4A3A2C"/>
                 <w:sz w:val="17"/>
               </w:rPr>
-              <w:t>IV room and clinical areas</w:t>
+              <w:t>Refreshment station and food-contact surfaces</w:t>
             </w:r>
           </w:p>
         </w:tc>
@@ -2676,7 +2737,7 @@
           <w:color w:val="4A3A2C"/>
           <w:sz w:val="20"/>
         </w:rPr>
-        <w:t xml:space="preserve">Cloths are laundered at </w:t>
+        <w:t xml:space="preserve">Cloths are laundered separately from guest linen in the in-house machine at </w:t>
       </w:r>
       <w:r>
         <w:rPr>
@@ -3782,7 +3843,22 @@
           <w:color w:val="A6754C"/>
           <w:sz w:val="17"/>
         </w:rPr>
-        <w:t>6.5 FLOAT TANK (FLOAT &amp; SENSORY RESET)</w:t>
+        <w:t>6.5 DRY FLOAT BED</w:t>
+      </w:r>
+    </w:p>
+    <w:p>
+      <w:pPr>
+        <w:spacing w:before="0" w:after="120" w:line="312" w:lineRule="auto"/>
+      </w:pPr>
+      <w:r>
+        <w:rPr>
+          <w:rFonts w:ascii="Jost" w:hAnsi="Jost" w:cs="Jost" w:eastAsia="Jost"/>
+          <w:b w:val="0"/>
+          <w:i w:val="0"/>
+          <w:color w:val="4A3A2C"/>
+          <w:sz w:val="20"/>
+        </w:rPr>
+        <w:t>There is no wet float tank at The Aura; the dry float bed is the only float.</w:t>
       </w:r>
     </w:p>
     <w:tbl>
@@ -3887,27 +3963,7 @@
                 <w:color w:val="4A3A2C"/>
                 <w:sz w:val="17"/>
               </w:rPr>
-              <w:t xml:space="preserve">Run full filtration cycle with UV </w:t>
-            </w:r>
-            <w:r>
-              <w:rPr>
-                <w:rFonts w:ascii="Jost" w:hAnsi="Jost" w:cs="Jost" w:eastAsia="Jost"/>
-                <w:b w:val="0"/>
-                <w:i w:val="0"/>
-                <w:color w:val="A6754C"/>
-                <w:sz w:val="17"/>
-              </w:rPr>
-              <w:t>[minimum ___ minutes / ___ turnovers]</w:t>
-            </w:r>
-            <w:r>
-              <w:rPr>
-                <w:rFonts w:ascii="Jost" w:hAnsi="Jost" w:cs="Jost" w:eastAsia="Jost"/>
-                <w:b w:val="0"/>
-                <w:i w:val="0"/>
-                <w:color w:val="4A3A2C"/>
-                <w:sz w:val="17"/>
-              </w:rPr>
-              <w:t>; skim surface; wipe tank walls above waterline, door or lid, handrail and call button; rinse and refill eye-spray bottle; clean shower and floor; fresh towels</w:t>
+              <w:t>Wipe membrane and frame with Elevé-approved disinfectant; fresh pillow cover and blanket</w:t>
             </w:r>
           </w:p>
         </w:tc>
@@ -3951,7 +4007,7 @@
                 <w:color w:val="4A3A2C"/>
                 <w:sz w:val="17"/>
               </w:rPr>
-              <w:t>Test and log pH, sanitiser level, specific gravity (Epsom concentration) and temperature; check filter pressure; wipe all interior surfaces above waterline</w:t>
+              <w:t>Full wipe-down; check membrane for wear or leaks</w:t>
             </w:r>
           </w:p>
         </w:tc>
@@ -3993,7 +4049,7 @@
                 <w:color w:val="4A3A2C"/>
                 <w:sz w:val="17"/>
               </w:rPr>
-              <w:t xml:space="preserve">Change or clean filter cartridge as per supplier; test for </w:t>
+              <w:t xml:space="preserve">Check water level and temperature settings </w:t>
             </w:r>
             <w:r>
               <w:rPr>
@@ -4003,17 +4059,7 @@
                 <w:color w:val="A6754C"/>
                 <w:sz w:val="17"/>
               </w:rPr>
-              <w:t>[total alkalinity, combined chlorine or other parameters]</w:t>
-            </w:r>
-            <w:r>
-              <w:rPr>
-                <w:rFonts w:ascii="Jost" w:hAnsi="Jost" w:cs="Jost" w:eastAsia="Jost"/>
-                <w:b w:val="0"/>
-                <w:i w:val="0"/>
-                <w:color w:val="4A3A2C"/>
-                <w:sz w:val="17"/>
-              </w:rPr>
-              <w:t>; top up Epsom salt to maintain target specific gravity</w:t>
+              <w:t>[per Elevé protocol — pending]</w:t>
             </w:r>
           </w:p>
         </w:tc>
@@ -4057,461 +4103,7 @@
                 <w:color w:val="4A3A2C"/>
                 <w:sz w:val="17"/>
               </w:rPr>
-              <w:t xml:space="preserve">Send water sample to an accredited laboratory </w:t>
-            </w:r>
-            <w:r>
-              <w:rPr>
-                <w:rFonts w:ascii="Jost" w:hAnsi="Jost" w:cs="Jost" w:eastAsia="Jost"/>
-                <w:b w:val="0"/>
-                <w:i w:val="0"/>
-                <w:color w:val="A6754C"/>
-                <w:sz w:val="17"/>
-              </w:rPr>
-              <w:t>[Lab name]</w:t>
-            </w:r>
-            <w:r>
-              <w:rPr>
-                <w:rFonts w:ascii="Jost" w:hAnsi="Jost" w:cs="Jost" w:eastAsia="Jost"/>
-                <w:b w:val="0"/>
-                <w:i w:val="0"/>
-                <w:color w:val="4A3A2C"/>
-                <w:sz w:val="17"/>
-              </w:rPr>
-              <w:t xml:space="preserve"> for microbiological testing; inspect UV lamp and record hours; deep-clean tank exterior and room</w:t>
-            </w:r>
-          </w:p>
-        </w:tc>
-      </w:tr>
-    </w:tbl>
-    <w:p>
-      <w:pPr>
-        <w:spacing w:before="0" w:after="80" w:line="240" w:lineRule="auto"/>
-      </w:pPr>
-    </w:p>
-    <w:p>
-      <w:pPr>
-        <w:spacing w:before="0" w:after="120" w:line="312" w:lineRule="auto"/>
-      </w:pPr>
-      <w:r>
-        <w:rPr>
-          <w:rFonts w:ascii="Jost" w:hAnsi="Jost" w:cs="Jost" w:eastAsia="Jost"/>
-          <w:b w:val="0"/>
-          <w:i w:val="0"/>
-          <w:color w:val="4A3A2C"/>
-          <w:sz w:val="20"/>
-        </w:rPr>
-        <w:t>Target values (confirm with supplier and Dubai Municipality):</w:t>
-      </w:r>
-    </w:p>
-    <w:tbl>
-      <w:tblPr>
-        <w:tblW w:type="auto" w:w="0"/>
-        <w:jc w:val="center"/>
-        <w:tblLook w:firstColumn="1" w:firstRow="1" w:lastColumn="0" w:lastRow="0" w:noHBand="0" w:noVBand="1" w:val="04A0"/>
-        <w:tblBorders>
-          <w:top w:val="single" w:sz="4" w:color="DCC6B0"/>
-          <w:left w:val="single" w:sz="4" w:color="DCC6B0"/>
-          <w:bottom w:val="single" w:sz="4" w:color="DCC6B0"/>
-          <w:right w:val="single" w:sz="4" w:color="DCC6B0"/>
-          <w:insideH w:val="single" w:sz="4" w:color="DCC6B0"/>
-          <w:insideV w:val="single" w:sz="4" w:color="DCC6B0"/>
-        </w:tblBorders>
-      </w:tblPr>
-      <w:tblGrid>
-        <w:gridCol w:w="3137"/>
-        <w:gridCol w:w="3137"/>
-        <w:gridCol w:w="3137"/>
-      </w:tblGrid>
-      <w:tr>
-        <w:trPr>
-          <w:tblHeader w:val="true"/>
-        </w:trPr>
-        <w:tc>
-          <w:tcPr>
-            <w:tcW w:type="dxa" w:w="3137"/>
-            <w:shd w:val="clear" w:color="auto" w:fill="221913"/>
-          </w:tcPr>
-          <w:p>
-            <w:pPr>
-              <w:spacing w:before="40" w:after="40" w:line="276" w:lineRule="auto"/>
-            </w:pPr>
-            <w:r>
-              <w:rPr>
-                <w:rFonts w:ascii="Jost" w:hAnsi="Jost" w:cs="Jost" w:eastAsia="Jost"/>
-                <w:b/>
-                <w:i w:val="0"/>
-                <w:color w:val="FBF5EE"/>
-                <w:sz w:val="17"/>
-              </w:rPr>
-              <w:t>Parameter</w:t>
-            </w:r>
-          </w:p>
-        </w:tc>
-        <w:tc>
-          <w:tcPr>
-            <w:tcW w:type="dxa" w:w="3137"/>
-            <w:shd w:val="clear" w:color="auto" w:fill="221913"/>
-          </w:tcPr>
-          <w:p>
-            <w:pPr>
-              <w:spacing w:before="40" w:after="40" w:line="276" w:lineRule="auto"/>
-            </w:pPr>
-            <w:r>
-              <w:rPr>
-                <w:rFonts w:ascii="Jost" w:hAnsi="Jost" w:cs="Jost" w:eastAsia="Jost"/>
-                <w:b/>
-                <w:i w:val="0"/>
-                <w:color w:val="FBF5EE"/>
-                <w:sz w:val="17"/>
-              </w:rPr>
-              <w:t>Target range</w:t>
-            </w:r>
-          </w:p>
-        </w:tc>
-        <w:tc>
-          <w:tcPr>
-            <w:tcW w:type="dxa" w:w="3137"/>
-            <w:shd w:val="clear" w:color="auto" w:fill="221913"/>
-          </w:tcPr>
-          <w:p>
-            <w:pPr>
-              <w:spacing w:before="40" w:after="40" w:line="276" w:lineRule="auto"/>
-            </w:pPr>
-            <w:r>
-              <w:rPr>
-                <w:rFonts w:ascii="Jost" w:hAnsi="Jost" w:cs="Jost" w:eastAsia="Jost"/>
-                <w:b/>
-                <w:i w:val="0"/>
-                <w:color w:val="FBF5EE"/>
-                <w:sz w:val="17"/>
-              </w:rPr>
-              <w:t>Action if out of range</w:t>
-            </w:r>
-          </w:p>
-        </w:tc>
-      </w:tr>
-      <w:tr>
-        <w:tc>
-          <w:tcPr>
-            <w:tcW w:type="dxa" w:w="3137"/>
-          </w:tcPr>
-          <w:p>
-            <w:pPr>
-              <w:spacing w:before="40" w:after="40" w:line="276" w:lineRule="auto"/>
-            </w:pPr>
-            <w:r>
-              <w:rPr>
-                <w:rFonts w:ascii="Jost" w:hAnsi="Jost" w:cs="Jost" w:eastAsia="Jost"/>
-                <w:b w:val="0"/>
-                <w:i w:val="0"/>
-                <w:color w:val="4A3A2C"/>
-                <w:sz w:val="17"/>
-              </w:rPr>
-              <w:t>Specific gravity (Epsom)</w:t>
-            </w:r>
-          </w:p>
-        </w:tc>
-        <w:tc>
-          <w:tcPr>
-            <w:tcW w:type="dxa" w:w="3137"/>
-          </w:tcPr>
-          <w:p>
-            <w:pPr>
-              <w:spacing w:before="40" w:after="40" w:line="276" w:lineRule="auto"/>
-            </w:pPr>
-            <w:r>
-              <w:rPr>
-                <w:rFonts w:ascii="Jost" w:hAnsi="Jost" w:cs="Jost" w:eastAsia="Jost"/>
-                <w:b w:val="0"/>
-                <w:i w:val="0"/>
-                <w:color w:val="A6754C"/>
-                <w:sz w:val="17"/>
-              </w:rPr>
-              <w:t>[1.23–1.30]</w:t>
-            </w:r>
-          </w:p>
-        </w:tc>
-        <w:tc>
-          <w:tcPr>
-            <w:tcW w:type="dxa" w:w="3137"/>
-          </w:tcPr>
-          <w:p>
-            <w:pPr>
-              <w:spacing w:before="40" w:after="40" w:line="276" w:lineRule="auto"/>
-            </w:pPr>
-            <w:r>
-              <w:rPr>
-                <w:rFonts w:ascii="Jost" w:hAnsi="Jost" w:cs="Jost" w:eastAsia="Jost"/>
-                <w:b w:val="0"/>
-                <w:i w:val="0"/>
-                <w:color w:val="4A3A2C"/>
-                <w:sz w:val="17"/>
-              </w:rPr>
-              <w:t>Add salt or water; retest before next guest</w:t>
-            </w:r>
-          </w:p>
-        </w:tc>
-      </w:tr>
-      <w:tr>
-        <w:tc>
-          <w:tcPr>
-            <w:tcW w:type="dxa" w:w="3137"/>
-            <w:shd w:val="clear" w:color="auto" w:fill="FBF5EE"/>
-          </w:tcPr>
-          <w:p>
-            <w:pPr>
-              <w:spacing w:before="40" w:after="40" w:line="276" w:lineRule="auto"/>
-            </w:pPr>
-            <w:r>
-              <w:rPr>
-                <w:rFonts w:ascii="Jost" w:hAnsi="Jost" w:cs="Jost" w:eastAsia="Jost"/>
-                <w:b w:val="0"/>
-                <w:i w:val="0"/>
-                <w:color w:val="4A3A2C"/>
-                <w:sz w:val="17"/>
-              </w:rPr>
-              <w:t>pH</w:t>
-            </w:r>
-          </w:p>
-        </w:tc>
-        <w:tc>
-          <w:tcPr>
-            <w:tcW w:type="dxa" w:w="3137"/>
-            <w:shd w:val="clear" w:color="auto" w:fill="FBF5EE"/>
-          </w:tcPr>
-          <w:p>
-            <w:pPr>
-              <w:spacing w:before="40" w:after="40" w:line="276" w:lineRule="auto"/>
-            </w:pPr>
-            <w:r>
-              <w:rPr>
-                <w:rFonts w:ascii="Jost" w:hAnsi="Jost" w:cs="Jost" w:eastAsia="Jost"/>
-                <w:b w:val="0"/>
-                <w:i w:val="0"/>
-                <w:color w:val="A6754C"/>
-                <w:sz w:val="17"/>
-              </w:rPr>
-              <w:t>[7.2–7.8]</w:t>
-            </w:r>
-          </w:p>
-        </w:tc>
-        <w:tc>
-          <w:tcPr>
-            <w:tcW w:type="dxa" w:w="3137"/>
-            <w:shd w:val="clear" w:color="auto" w:fill="FBF5EE"/>
-          </w:tcPr>
-          <w:p>
-            <w:pPr>
-              <w:spacing w:before="40" w:after="40" w:line="276" w:lineRule="auto"/>
-            </w:pPr>
-            <w:r>
-              <w:rPr>
-                <w:rFonts w:ascii="Jost" w:hAnsi="Jost" w:cs="Jost" w:eastAsia="Jost"/>
-                <w:b w:val="0"/>
-                <w:i w:val="0"/>
-                <w:color w:val="4A3A2C"/>
-                <w:sz w:val="17"/>
-              </w:rPr>
-              <w:t>Adjust; retest</w:t>
-            </w:r>
-          </w:p>
-        </w:tc>
-      </w:tr>
-      <w:tr>
-        <w:tc>
-          <w:tcPr>
-            <w:tcW w:type="dxa" w:w="3137"/>
-          </w:tcPr>
-          <w:p>
-            <w:pPr>
-              <w:spacing w:before="40" w:after="40" w:line="276" w:lineRule="auto"/>
-            </w:pPr>
-            <w:r>
-              <w:rPr>
-                <w:rFonts w:ascii="Jost" w:hAnsi="Jost" w:cs="Jost" w:eastAsia="Jost"/>
-                <w:b w:val="0"/>
-                <w:i w:val="0"/>
-                <w:color w:val="4A3A2C"/>
-                <w:sz w:val="17"/>
-              </w:rPr>
-              <w:t>Sanitiser residual</w:t>
-            </w:r>
-          </w:p>
-        </w:tc>
-        <w:tc>
-          <w:tcPr>
-            <w:tcW w:type="dxa" w:w="3137"/>
-          </w:tcPr>
-          <w:p>
-            <w:pPr>
-              <w:spacing w:before="40" w:after="40" w:line="276" w:lineRule="auto"/>
-            </w:pPr>
-            <w:r>
-              <w:rPr>
-                <w:rFonts w:ascii="Jost" w:hAnsi="Jost" w:cs="Jost" w:eastAsia="Jost"/>
-                <w:b w:val="0"/>
-                <w:i w:val="0"/>
-                <w:color w:val="A6754C"/>
-                <w:sz w:val="17"/>
-              </w:rPr>
-              <w:t>[___]</w:t>
-            </w:r>
-          </w:p>
-        </w:tc>
-        <w:tc>
-          <w:tcPr>
-            <w:tcW w:type="dxa" w:w="3137"/>
-          </w:tcPr>
-          <w:p>
-            <w:pPr>
-              <w:spacing w:before="40" w:after="40" w:line="276" w:lineRule="auto"/>
-            </w:pPr>
-            <w:r>
-              <w:rPr>
-                <w:rFonts w:ascii="Jost" w:hAnsi="Jost" w:cs="Jost" w:eastAsia="Jost"/>
-                <w:b w:val="0"/>
-                <w:i w:val="0"/>
-                <w:color w:val="4A3A2C"/>
-                <w:sz w:val="17"/>
-              </w:rPr>
-              <w:t>Adjust; close tank if below minimum</w:t>
-            </w:r>
-          </w:p>
-        </w:tc>
-      </w:tr>
-      <w:tr>
-        <w:tc>
-          <w:tcPr>
-            <w:tcW w:type="dxa" w:w="3137"/>
-            <w:shd w:val="clear" w:color="auto" w:fill="FBF5EE"/>
-          </w:tcPr>
-          <w:p>
-            <w:pPr>
-              <w:spacing w:before="40" w:after="40" w:line="276" w:lineRule="auto"/>
-            </w:pPr>
-            <w:r>
-              <w:rPr>
-                <w:rFonts w:ascii="Jost" w:hAnsi="Jost" w:cs="Jost" w:eastAsia="Jost"/>
-                <w:b w:val="0"/>
-                <w:i w:val="0"/>
-                <w:color w:val="4A3A2C"/>
-                <w:sz w:val="17"/>
-              </w:rPr>
-              <w:t>Water temperature</w:t>
-            </w:r>
-          </w:p>
-        </w:tc>
-        <w:tc>
-          <w:tcPr>
-            <w:tcW w:type="dxa" w:w="3137"/>
-            <w:shd w:val="clear" w:color="auto" w:fill="FBF5EE"/>
-          </w:tcPr>
-          <w:p>
-            <w:pPr>
-              <w:spacing w:before="40" w:after="40" w:line="276" w:lineRule="auto"/>
-            </w:pPr>
-            <w:r>
-              <w:rPr>
-                <w:rFonts w:ascii="Jost" w:hAnsi="Jost" w:cs="Jost" w:eastAsia="Jost"/>
-                <w:b w:val="0"/>
-                <w:i w:val="0"/>
-                <w:color w:val="4A3A2C"/>
-                <w:sz w:val="17"/>
-              </w:rPr>
-              <w:t xml:space="preserve">Skin temperature </w:t>
-            </w:r>
-            <w:r>
-              <w:rPr>
-                <w:rFonts w:ascii="Jost" w:hAnsi="Jost" w:cs="Jost" w:eastAsia="Jost"/>
-                <w:b w:val="0"/>
-                <w:i w:val="0"/>
-                <w:color w:val="A6754C"/>
-                <w:sz w:val="17"/>
-              </w:rPr>
-              <w:t>[34.5–35.5 °C]</w:t>
-            </w:r>
-          </w:p>
-        </w:tc>
-        <w:tc>
-          <w:tcPr>
-            <w:tcW w:type="dxa" w:w="3137"/>
-            <w:shd w:val="clear" w:color="auto" w:fill="FBF5EE"/>
-          </w:tcPr>
-          <w:p>
-            <w:pPr>
-              <w:spacing w:before="40" w:after="40" w:line="276" w:lineRule="auto"/>
-            </w:pPr>
-            <w:r>
-              <w:rPr>
-                <w:rFonts w:ascii="Jost" w:hAnsi="Jost" w:cs="Jost" w:eastAsia="Jost"/>
-                <w:b w:val="0"/>
-                <w:i w:val="0"/>
-                <w:color w:val="4A3A2C"/>
-                <w:sz w:val="17"/>
-              </w:rPr>
-              <w:t>Adjust heater; do not float if outside range</w:t>
-            </w:r>
-          </w:p>
-        </w:tc>
-      </w:tr>
-      <w:tr>
-        <w:tc>
-          <w:tcPr>
-            <w:tcW w:type="dxa" w:w="3137"/>
-          </w:tcPr>
-          <w:p>
-            <w:pPr>
-              <w:spacing w:before="40" w:after="40" w:line="276" w:lineRule="auto"/>
-            </w:pPr>
-            <w:r>
-              <w:rPr>
-                <w:rFonts w:ascii="Jost" w:hAnsi="Jost" w:cs="Jost" w:eastAsia="Jost"/>
-                <w:b w:val="0"/>
-                <w:i w:val="0"/>
-                <w:color w:val="4A3A2C"/>
-                <w:sz w:val="17"/>
-              </w:rPr>
-              <w:t>Microbiology (monthly lab)</w:t>
-            </w:r>
-          </w:p>
-        </w:tc>
-        <w:tc>
-          <w:tcPr>
-            <w:tcW w:type="dxa" w:w="3137"/>
-          </w:tcPr>
-          <w:p>
-            <w:pPr>
-              <w:spacing w:before="40" w:after="40" w:line="276" w:lineRule="auto"/>
-            </w:pPr>
-            <w:r>
-              <w:rPr>
-                <w:rFonts w:ascii="Jost" w:hAnsi="Jost" w:cs="Jost" w:eastAsia="Jost"/>
-                <w:b w:val="0"/>
-                <w:i w:val="0"/>
-                <w:color w:val="A6754C"/>
-                <w:sz w:val="17"/>
-              </w:rPr>
-              <w:t>[Per Dubai Municipality]</w:t>
-            </w:r>
-          </w:p>
-        </w:tc>
-        <w:tc>
-          <w:tcPr>
-            <w:tcW w:type="dxa" w:w="3137"/>
-          </w:tcPr>
-          <w:p>
-            <w:pPr>
-              <w:spacing w:before="40" w:after="40" w:line="276" w:lineRule="auto"/>
-            </w:pPr>
-            <w:r>
-              <w:rPr>
-                <w:rFonts w:ascii="Jost" w:hAnsi="Jost" w:cs="Jost" w:eastAsia="Jost"/>
-                <w:b w:val="0"/>
-                <w:i w:val="0"/>
-                <w:color w:val="4A3A2C"/>
-                <w:sz w:val="17"/>
-              </w:rPr>
-              <w:t>Close tank; shock treat; retest</w:t>
+              <w:t>Inspection as per Elevé; record in maintenance log</w:t>
             </w:r>
           </w:p>
         </w:tc>
@@ -4534,7 +4126,7 @@
           <w:color w:val="A6754C"/>
           <w:sz w:val="17"/>
         </w:rPr>
-        <w:t>6.6 DRY FLOAT BED</w:t>
+        <w:t>6.6 SALT CABIN (E-SALT CABIN)</w:t>
       </w:r>
     </w:p>
     <w:tbl>
@@ -4639,7 +4231,27 @@
                 <w:color w:val="4A3A2C"/>
                 <w:sz w:val="17"/>
               </w:rPr>
-              <w:t>Wipe membrane and frame with Elevé-approved disinfectant; fresh pillow cover and blanket</w:t>
+              <w:t xml:space="preserve">Wipe seat, armrests, handles and controls; fresh towel; refresh aromatherapy as per guest choice; ventilate for </w:t>
+            </w:r>
+            <w:r>
+              <w:rPr>
+                <w:rFonts w:ascii="Jost" w:hAnsi="Jost" w:cs="Jost" w:eastAsia="Jost"/>
+                <w:b w:val="0"/>
+                <w:i w:val="0"/>
+                <w:color w:val="A6754C"/>
+                <w:sz w:val="17"/>
+              </w:rPr>
+              <w:t>[___]</w:t>
+            </w:r>
+            <w:r>
+              <w:rPr>
+                <w:rFonts w:ascii="Jost" w:hAnsi="Jost" w:cs="Jost" w:eastAsia="Jost"/>
+                <w:b w:val="0"/>
+                <w:i w:val="0"/>
+                <w:color w:val="4A3A2C"/>
+                <w:sz w:val="17"/>
+              </w:rPr>
+              <w:t xml:space="preserve"> minutes</w:t>
             </w:r>
           </w:p>
         </w:tc>
@@ -4683,7 +4295,7 @@
                 <w:color w:val="4A3A2C"/>
                 <w:sz w:val="17"/>
               </w:rPr>
-              <w:t>Full wipe-down; check membrane for wear or leaks</w:t>
+              <w:t>Dry-wipe interior surfaces (no water on salt surfaces unless Elevé approves); clean red-light lens; check salt generator level</w:t>
             </w:r>
           </w:p>
         </w:tc>
@@ -4725,7 +4337,7 @@
                 <w:color w:val="4A3A2C"/>
                 <w:sz w:val="17"/>
               </w:rPr>
-              <w:t>Check water level and temperature settings as per Elevé</w:t>
+              <w:t>Refill salt generator (PPE: mask and goggles); clean oxygen outlet exterior as per Elevé; vacuum loose salt</w:t>
             </w:r>
           </w:p>
         </w:tc>
@@ -4769,7 +4381,7 @@
                 <w:color w:val="4A3A2C"/>
                 <w:sz w:val="17"/>
               </w:rPr>
-              <w:t>Inspection as per Elevé; record in maintenance log</w:t>
+              <w:t>Elevé inspection checklist; replace filters as per Elevé</w:t>
             </w:r>
           </w:p>
         </w:tc>
@@ -4792,7 +4404,7 @@
           <w:color w:val="A6754C"/>
           <w:sz w:val="17"/>
         </w:rPr>
-        <w:t>6.7 SALT CABIN (E-SALT CABIN)</w:t>
+        <w:t>6.7 COLD PLUNGE (ELEVÉ · POLAR RECOVERY, 5 °C)</w:t>
       </w:r>
     </w:p>
     <w:tbl>
@@ -4897,27 +4509,7 @@
                 <w:color w:val="4A3A2C"/>
                 <w:sz w:val="17"/>
               </w:rPr>
-              <w:t xml:space="preserve">Wipe seat, armrests, handles and controls; fresh towel; refresh aromatherapy as per guest choice; ventilate for </w:t>
-            </w:r>
-            <w:r>
-              <w:rPr>
-                <w:rFonts w:ascii="Jost" w:hAnsi="Jost" w:cs="Jost" w:eastAsia="Jost"/>
-                <w:b w:val="0"/>
-                <w:i w:val="0"/>
-                <w:color w:val="A6754C"/>
-                <w:sz w:val="17"/>
-              </w:rPr>
-              <w:t>[___]</w:t>
-            </w:r>
-            <w:r>
-              <w:rPr>
-                <w:rFonts w:ascii="Jost" w:hAnsi="Jost" w:cs="Jost" w:eastAsia="Jost"/>
-                <w:b w:val="0"/>
-                <w:i w:val="0"/>
-                <w:color w:val="4A3A2C"/>
-                <w:sz w:val="17"/>
-              </w:rPr>
-              <w:t xml:space="preserve"> minutes</w:t>
+              <w:t>Skim surface; wipe rim, handrail and step; check temperature is 5 °C and log; dry floor and replace mat</w:t>
             </w:r>
           </w:p>
         </w:tc>
@@ -4961,7 +4553,7 @@
                 <w:color w:val="4A3A2C"/>
                 <w:sz w:val="17"/>
               </w:rPr>
-              <w:t>Dry-wipe interior surfaces (no water on salt surfaces unless Elevé approves); clean red-light lens; check salt generator level</w:t>
+              <w:t>Test and log sanitiser level, pH and clarity; check filter and circulation; record temperature at open, midday and close</w:t>
             </w:r>
           </w:p>
         </w:tc>
@@ -5003,7 +4595,7 @@
                 <w:color w:val="4A3A2C"/>
                 <w:sz w:val="17"/>
               </w:rPr>
-              <w:t>Refill salt generator (PPE: mask and goggles); clean oxygen outlet exterior as per Elevé; vacuum loose salt</w:t>
+              <w:t>Clean or change filter as per Elevé; wipe waterline; check ozone or UV unit as per Elevé</w:t>
             </w:r>
           </w:p>
         </w:tc>
@@ -5047,7 +4639,17 @@
                 <w:color w:val="4A3A2C"/>
                 <w:sz w:val="17"/>
               </w:rPr>
-              <w:t>Elevé inspection checklist; replace filters as per Elevé</w:t>
+              <w:t xml:space="preserve">Drain, clean and refill if Elevé schedule or test results require; lab microbiological sample </w:t>
+            </w:r>
+            <w:r>
+              <w:rPr>
+                <w:rFonts w:ascii="Jost" w:hAnsi="Jost" w:cs="Jost" w:eastAsia="Jost"/>
+                <w:b w:val="0"/>
+                <w:i w:val="0"/>
+                <w:color w:val="A6754C"/>
+                <w:sz w:val="17"/>
+              </w:rPr>
+              <w:t>[Lab name]</w:t>
             </w:r>
           </w:p>
         </w:tc>
@@ -5070,7 +4672,7 @@
           <w:color w:val="A6754C"/>
           <w:sz w:val="17"/>
         </w:rPr>
-        <w:t>6.8 COLD PLUNGE (ELEVÉ · POLAR RECOVERY, 5 °C)</w:t>
+        <w:t>6.8 COMPRESSION BOOTS (7-ZONE)</w:t>
       </w:r>
     </w:p>
     <w:tbl>
@@ -5175,7 +4777,17 @@
                 <w:color w:val="4A3A2C"/>
                 <w:sz w:val="17"/>
               </w:rPr>
-              <w:t>Skim surface; wipe rim, handrail and step; check temperature is 5 °C and log; dry floor and replace mat</w:t>
+              <w:t xml:space="preserve">Wipe inside and outside of boots, hoses and controller with Elevé-approved disinfectant; use fresh disposable liners </w:t>
+            </w:r>
+            <w:r>
+              <w:rPr>
+                <w:rFonts w:ascii="Jost" w:hAnsi="Jost" w:cs="Jost" w:eastAsia="Jost"/>
+                <w:b w:val="0"/>
+                <w:i w:val="0"/>
+                <w:color w:val="A6754C"/>
+                <w:sz w:val="17"/>
+              </w:rPr>
+              <w:t>[if used]</w:t>
             </w:r>
           </w:p>
         </w:tc>
@@ -5219,7 +4831,7 @@
                 <w:color w:val="4A3A2C"/>
                 <w:sz w:val="17"/>
               </w:rPr>
-              <w:t>Test and log sanitiser level, pH and clarity; check filter and circulation; record temperature at open, midday and close</w:t>
+              <w:t>Full wipe; check for tears and hose leaks</w:t>
             </w:r>
           </w:p>
         </w:tc>
@@ -5261,7 +4873,7 @@
                 <w:color w:val="4A3A2C"/>
                 <w:sz w:val="17"/>
               </w:rPr>
-              <w:t>Clean or change filter as per Elevé; wipe waterline; check ozone or UV unit as per Elevé</w:t>
+              <w:t>Inspect zips and connectors</w:t>
             </w:r>
           </w:p>
         </w:tc>
@@ -5305,17 +4917,7 @@
                 <w:color w:val="4A3A2C"/>
                 <w:sz w:val="17"/>
               </w:rPr>
-              <w:t xml:space="preserve">Drain, clean and refill if Elevé schedule or test results require; lab microbiological sample </w:t>
-            </w:r>
-            <w:r>
-              <w:rPr>
-                <w:rFonts w:ascii="Jost" w:hAnsi="Jost" w:cs="Jost" w:eastAsia="Jost"/>
-                <w:b w:val="0"/>
-                <w:i w:val="0"/>
-                <w:color w:val="A6754C"/>
-                <w:sz w:val="17"/>
-              </w:rPr>
-              <w:t>[Lab name]</w:t>
+              <w:t>Elevé inspection; record in maintenance log</w:t>
             </w:r>
           </w:p>
         </w:tc>
@@ -5338,7 +4940,7 @@
           <w:color w:val="A6754C"/>
           <w:sz w:val="17"/>
         </w:rPr>
-        <w:t>6.9 COMPRESSION BOOTS (7-ZONE)</w:t>
+        <w:t>6.9 SOUND HEALING, GUIDED BREATHWORK AND HEALER CONSULTATION ROOMS</w:t>
       </w:r>
     </w:p>
     <w:tbl>
@@ -5423,7 +5025,7 @@
                 <w:color w:val="4A3A2C"/>
                 <w:sz w:val="17"/>
               </w:rPr>
-              <w:t>Between every guest</w:t>
+              <w:t>Between every guest or group</w:t>
             </w:r>
           </w:p>
         </w:tc>
@@ -5443,17 +5045,7 @@
                 <w:color w:val="4A3A2C"/>
                 <w:sz w:val="17"/>
               </w:rPr>
-              <w:t xml:space="preserve">Wipe inside and outside of boots, hoses and controller with Elevé-approved disinfectant; use fresh disposable liners </w:t>
-            </w:r>
-            <w:r>
-              <w:rPr>
-                <w:rFonts w:ascii="Jost" w:hAnsi="Jost" w:cs="Jost" w:eastAsia="Jost"/>
-                <w:b w:val="0"/>
-                <w:i w:val="0"/>
-                <w:color w:val="A6754C"/>
-                <w:sz w:val="17"/>
-              </w:rPr>
-              <w:t>[if used]</w:t>
+              <w:t>Wipe mats, cushion covers, bolsters and eye pillows (or replace covers); wipe instruments to the maker's guidance; fresh blanket; air the room; wipe consultation table and chairs</w:t>
             </w:r>
           </w:p>
         </w:tc>
@@ -5497,7 +5089,7 @@
                 <w:color w:val="4A3A2C"/>
                 <w:sz w:val="17"/>
               </w:rPr>
-              <w:t>Full wipe; check for tears and hose leaks</w:t>
+              <w:t>Vacuum or mop floor; launder cushion covers and blankets; check instruments for damage</w:t>
             </w:r>
           </w:p>
         </w:tc>
@@ -5539,7 +5131,7 @@
                 <w:color w:val="4A3A2C"/>
                 <w:sz w:val="17"/>
               </w:rPr>
-              <w:t>Inspect zips and connectors</w:t>
+              <w:t>Clean mats in full; dust shelves and speakers</w:t>
             </w:r>
           </w:p>
         </w:tc>
@@ -5583,7 +5175,7 @@
                 <w:color w:val="4A3A2C"/>
                 <w:sz w:val="17"/>
               </w:rPr>
-              <w:t>Elevé inspection; record in maintenance log</w:t>
+              <w:t>Deep clean soft furnishings</w:t>
             </w:r>
           </w:p>
         </w:tc>
@@ -5593,6 +5185,26 @@
       <w:pPr>
         <w:spacing w:before="0" w:after="80" w:line="240" w:lineRule="auto"/>
       </w:pPr>
+    </w:p>
+    <w:p>
+      <w:pPr>
+        <w:shd w:val="clear" w:color="auto" w:fill="FBF5EE"/>
+        <w:pBdr>
+          <w:left w:val="single" w:sz="18" w:space="8" w:color="A6754C"/>
+        </w:pBdr>
+        <w:spacing w:before="80" w:after="160" w:line="300" w:lineRule="auto"/>
+        <w:ind w:left="170"/>
+      </w:pPr>
+      <w:r>
+        <w:rPr>
+          <w:rFonts w:ascii="Jost" w:hAnsi="Jost" w:cs="Jost" w:eastAsia="Jost"/>
+          <w:b w:val="0"/>
+          <w:i w:val="0"/>
+          <w:color w:val="4A3A2C"/>
+          <w:sz w:val="18"/>
+        </w:rPr>
+        <w:t>IV Nutrient Therapy is not offered at launch, so there is no IV room. If clinical services are added in future, subject to DHA licensing, clinical cleaning standards would be added here under a Clinical Lead.</w:t>
+      </w:r>
     </w:p>
     <w:p>
       <w:pPr>
@@ -5606,42 +5218,7 @@
           <w:color w:val="A6754C"/>
           <w:sz w:val="17"/>
         </w:rPr>
-        <w:t>6.10 IV ROOM (CLINICAL STANDARDS)</w:t>
-      </w:r>
-    </w:p>
-    <w:p>
-      <w:pPr>
-        <w:spacing w:before="0" w:after="120" w:line="312" w:lineRule="auto"/>
-      </w:pPr>
-      <w:r>
-        <w:rPr>
-          <w:rFonts w:ascii="Jost" w:hAnsi="Jost" w:cs="Jost" w:eastAsia="Jost"/>
-          <w:b w:val="0"/>
-          <w:i w:val="0"/>
-          <w:color w:val="4A3A2C"/>
-          <w:sz w:val="20"/>
-        </w:rPr>
-        <w:t xml:space="preserve">Cleaning in the IV room follows clinical infection-control standards set by the Clinical Lead and DHA requirements </w:t>
-      </w:r>
-      <w:r>
-        <w:rPr>
-          <w:rFonts w:ascii="Jost" w:hAnsi="Jost" w:cs="Jost" w:eastAsia="Jost"/>
-          <w:b w:val="0"/>
-          <w:i w:val="0"/>
-          <w:color w:val="A6754C"/>
-          <w:sz w:val="20"/>
-        </w:rPr>
-        <w:t>[DHA licence / approval reference]</w:t>
-      </w:r>
-      <w:r>
-        <w:rPr>
-          <w:rFonts w:ascii="Jost" w:hAnsi="Jost" w:cs="Jost" w:eastAsia="Jost"/>
-          <w:b w:val="0"/>
-          <w:i w:val="0"/>
-          <w:color w:val="4A3A2C"/>
-          <w:sz w:val="20"/>
-        </w:rPr>
-        <w:t>. Only trained staff clean this room. Yellow cloths only.</w:t>
+        <w:t>6.10 CHANGING ROOMS AND SHOWERS</w:t>
       </w:r>
     </w:p>
     <w:tbl>
@@ -5726,7 +5303,7 @@
                 <w:color w:val="4A3A2C"/>
                 <w:sz w:val="17"/>
               </w:rPr>
-              <w:t>Between every guest</w:t>
+              <w:t>Between every guest (private changing / shower suites)</w:t>
             </w:r>
           </w:p>
         </w:tc>
@@ -5746,7 +5323,7 @@
                 <w:color w:val="4A3A2C"/>
                 <w:sz w:val="17"/>
               </w:rPr>
-              <w:t>Hand hygiene; disinfect chair or couch, armrests, IV stand, trolley top and any touched surface with clinical-grade disinfectant; replace couch roll; dispose of sharps at point of use; segregate clinical waste</w:t>
+              <w:t>Remove used towels, robes, guest clothing and slippers; wipe bench, hooks and vanity; squeegee shower; dry floor; restock amenities</w:t>
             </w:r>
           </w:p>
         </w:tc>
@@ -5790,7 +5367,7 @@
                 <w:color w:val="4A3A2C"/>
                 <w:sz w:val="17"/>
               </w:rPr>
-              <w:t>Damp-dust all surfaces including high surfaces; clean floor; restock; check sharps container fill level; check fridge temperature and log</w:t>
+              <w:t>Full clean of showers, toilets, basins and floors (red cloths for toilets and shower floors); empty bins; check drains</w:t>
             </w:r>
           </w:p>
         </w:tc>
@@ -5812,7 +5389,7 @@
                 <w:color w:val="4A3A2C"/>
                 <w:sz w:val="17"/>
               </w:rPr>
-              <w:t>Weekly</w:t>
+              <w:t>Hourly during opening</w:t>
             </w:r>
           </w:p>
         </w:tc>
@@ -5832,7 +5409,7 @@
                 <w:color w:val="4A3A2C"/>
                 <w:sz w:val="17"/>
               </w:rPr>
-              <w:t>Clean fridge, cupboards and trolleys inside; check stock expiry dates; check anaphylaxis kit and log</w:t>
+              <w:t>Floor and toilet check; dry wet floors; sign the area checklist</w:t>
             </w:r>
           </w:p>
         </w:tc>
@@ -5855,7 +5432,7 @@
                 <w:color w:val="4A3A2C"/>
                 <w:sz w:val="17"/>
               </w:rPr>
-              <w:t>Monthly</w:t>
+              <w:t>Weekly</w:t>
             </w:r>
           </w:p>
         </w:tc>
@@ -5876,18 +5453,40 @@
                 <w:color w:val="4A3A2C"/>
                 <w:sz w:val="17"/>
               </w:rPr>
-              <w:t xml:space="preserve">Deep clean including walls, curtains or screens (change curtains </w:t>
-            </w:r>
+              <w:t>Descale shower heads and glass; clean lockers inside; deep-clean grout</w:t>
+            </w:r>
+          </w:p>
+        </w:tc>
+      </w:tr>
+      <w:tr>
+        <w:tc>
+          <w:tcPr>
+            <w:tcW w:type="dxa" w:w="4706"/>
+          </w:tcPr>
+          <w:p>
+            <w:pPr>
+              <w:spacing w:before="40" w:after="40" w:line="276" w:lineRule="auto"/>
+            </w:pPr>
             <w:r>
               <w:rPr>
                 <w:rFonts w:ascii="Jost" w:hAnsi="Jost" w:cs="Jost" w:eastAsia="Jost"/>
                 <w:b w:val="0"/>
                 <w:i w:val="0"/>
-                <w:color w:val="A6754C"/>
-                <w:sz w:val="17"/>
-              </w:rPr>
-              <w:t>[every ___ months]</w:t>
-            </w:r>
+                <w:color w:val="4A3A2C"/>
+                <w:sz w:val="17"/>
+              </w:rPr>
+              <w:t>Monthly</w:t>
+            </w:r>
+          </w:p>
+        </w:tc>
+        <w:tc>
+          <w:tcPr>
+            <w:tcW w:type="dxa" w:w="4706"/>
+          </w:tcPr>
+          <w:p>
+            <w:pPr>
+              <w:spacing w:before="40" w:after="40" w:line="276" w:lineRule="auto"/>
+            </w:pPr>
             <w:r>
               <w:rPr>
                 <w:rFonts w:ascii="Jost" w:hAnsi="Jost" w:cs="Jost" w:eastAsia="Jost"/>
@@ -5896,7 +5495,7 @@
                 <w:color w:val="4A3A2C"/>
                 <w:sz w:val="17"/>
               </w:rPr>
-              <w:t xml:space="preserve"> or when soiled); audit by Clinical Lead</w:t>
+              <w:t>Clean extractor fans and vents; check for mould and report</w:t>
             </w:r>
           </w:p>
         </w:tc>
@@ -5919,7 +5518,7 @@
           <w:color w:val="A6754C"/>
           <w:sz w:val="17"/>
         </w:rPr>
-        <w:t>6.11 CHANGING ROOMS AND SHOWERS</w:t>
+        <w:t>6.11 RECEPTION, LOUNGE, REFRESHMENTS AND RETAIL</w:t>
       </w:r>
     </w:p>
     <w:tbl>
@@ -6004,7 +5603,7 @@
                 <w:color w:val="4A3A2C"/>
                 <w:sz w:val="17"/>
               </w:rPr>
-              <w:t>Between every guest (private changing / shower suites)</w:t>
+              <w:t>Between every guest</w:t>
             </w:r>
           </w:p>
         </w:tc>
@@ -6024,7 +5623,7 @@
                 <w:color w:val="4A3A2C"/>
                 <w:sz w:val="17"/>
               </w:rPr>
-              <w:t>Remove used towels and robes; wipe bench, hooks and vanity; squeegee shower; dry floor; restock amenities</w:t>
+              <w:t>Wipe check-in tablet or pen, counter and card / Apple Pay terminal; wash used cups and copper mugs (yellow cloths, food-contact sanitiser)</w:t>
             </w:r>
           </w:p>
         </w:tc>
@@ -6068,7 +5667,27 @@
                 <w:color w:val="4A3A2C"/>
                 <w:sz w:val="17"/>
               </w:rPr>
-              <w:t>Full clean of showers, toilets, basins and floors (red cloths for toilets and shower floors); empty bins; check drains</w:t>
+              <w:t xml:space="preserve">Dust and wipe all surfaces; clean glass and doors; vacuum or mop floors; empty bins; refresh herbal tea and infused water station </w:t>
+            </w:r>
+            <w:r>
+              <w:rPr>
+                <w:rFonts w:ascii="Jost" w:hAnsi="Jost" w:cs="Jost" w:eastAsia="Jost"/>
+                <w:b w:val="0"/>
+                <w:i w:val="0"/>
+                <w:color w:val="A6754C"/>
+                <w:sz w:val="17"/>
+              </w:rPr>
+              <w:t>[menu to confirm]</w:t>
+            </w:r>
+            <w:r>
+              <w:rPr>
+                <w:rFonts w:ascii="Jost" w:hAnsi="Jost" w:cs="Jost" w:eastAsia="Jost"/>
+                <w:b w:val="0"/>
+                <w:i w:val="0"/>
+                <w:color w:val="4A3A2C"/>
+                <w:sz w:val="17"/>
+              </w:rPr>
+              <w:t>; check refreshment stock dates</w:t>
             </w:r>
           </w:p>
         </w:tc>
@@ -6090,7 +5709,7 @@
                 <w:color w:val="4A3A2C"/>
                 <w:sz w:val="17"/>
               </w:rPr>
-              <w:t>Hourly during opening</w:t>
+              <w:t>Weekly</w:t>
             </w:r>
           </w:p>
         </w:tc>
@@ -6110,307 +5729,7 @@
                 <w:color w:val="4A3A2C"/>
                 <w:sz w:val="17"/>
               </w:rPr>
-              <w:t>Floor and toilet check; dry wet floors; sign the area checklist</w:t>
-            </w:r>
-          </w:p>
-        </w:tc>
-      </w:tr>
-      <w:tr>
-        <w:tc>
-          <w:tcPr>
-            <w:tcW w:type="dxa" w:w="4706"/>
-            <w:shd w:val="clear" w:color="auto" w:fill="FBF5EE"/>
-          </w:tcPr>
-          <w:p>
-            <w:pPr>
-              <w:spacing w:before="40" w:after="40" w:line="276" w:lineRule="auto"/>
-            </w:pPr>
-            <w:r>
-              <w:rPr>
-                <w:rFonts w:ascii="Jost" w:hAnsi="Jost" w:cs="Jost" w:eastAsia="Jost"/>
-                <w:b w:val="0"/>
-                <w:i w:val="0"/>
-                <w:color w:val="4A3A2C"/>
-                <w:sz w:val="17"/>
-              </w:rPr>
-              <w:t>Weekly</w:t>
-            </w:r>
-          </w:p>
-        </w:tc>
-        <w:tc>
-          <w:tcPr>
-            <w:tcW w:type="dxa" w:w="4706"/>
-            <w:shd w:val="clear" w:color="auto" w:fill="FBF5EE"/>
-          </w:tcPr>
-          <w:p>
-            <w:pPr>
-              <w:spacing w:before="40" w:after="40" w:line="276" w:lineRule="auto"/>
-            </w:pPr>
-            <w:r>
-              <w:rPr>
-                <w:rFonts w:ascii="Jost" w:hAnsi="Jost" w:cs="Jost" w:eastAsia="Jost"/>
-                <w:b w:val="0"/>
-                <w:i w:val="0"/>
-                <w:color w:val="4A3A2C"/>
-                <w:sz w:val="17"/>
-              </w:rPr>
-              <w:t>Descale shower heads and glass; clean lockers inside; deep-clean grout</w:t>
-            </w:r>
-          </w:p>
-        </w:tc>
-      </w:tr>
-      <w:tr>
-        <w:tc>
-          <w:tcPr>
-            <w:tcW w:type="dxa" w:w="4706"/>
-          </w:tcPr>
-          <w:p>
-            <w:pPr>
-              <w:spacing w:before="40" w:after="40" w:line="276" w:lineRule="auto"/>
-            </w:pPr>
-            <w:r>
-              <w:rPr>
-                <w:rFonts w:ascii="Jost" w:hAnsi="Jost" w:cs="Jost" w:eastAsia="Jost"/>
-                <w:b w:val="0"/>
-                <w:i w:val="0"/>
-                <w:color w:val="4A3A2C"/>
-                <w:sz w:val="17"/>
-              </w:rPr>
-              <w:t>Monthly</w:t>
-            </w:r>
-          </w:p>
-        </w:tc>
-        <w:tc>
-          <w:tcPr>
-            <w:tcW w:type="dxa" w:w="4706"/>
-          </w:tcPr>
-          <w:p>
-            <w:pPr>
-              <w:spacing w:before="40" w:after="40" w:line="276" w:lineRule="auto"/>
-            </w:pPr>
-            <w:r>
-              <w:rPr>
-                <w:rFonts w:ascii="Jost" w:hAnsi="Jost" w:cs="Jost" w:eastAsia="Jost"/>
-                <w:b w:val="0"/>
-                <w:i w:val="0"/>
-                <w:color w:val="4A3A2C"/>
-                <w:sz w:val="17"/>
-              </w:rPr>
-              <w:t>Clean extractor fans and vents; check for mould and report</w:t>
-            </w:r>
-          </w:p>
-        </w:tc>
-      </w:tr>
-    </w:tbl>
-    <w:p>
-      <w:pPr>
-        <w:spacing w:before="0" w:after="80" w:line="240" w:lineRule="auto"/>
-      </w:pPr>
-    </w:p>
-    <w:p>
-      <w:pPr>
-        <w:keepNext/>
-        <w:spacing w:before="200" w:after="60" w:line="264" w:lineRule="auto"/>
-      </w:pPr>
-      <w:r>
-        <w:rPr>
-          <w:rFonts w:ascii="Jost" w:hAnsi="Jost" w:cs="Jost" w:eastAsia="Jost"/>
-          <w:b/>
-          <w:color w:val="A6754C"/>
-          <w:sz w:val="17"/>
-        </w:rPr>
-        <w:t>6.12 RECEPTION AND LOUNGE</w:t>
-      </w:r>
-    </w:p>
-    <w:tbl>
-      <w:tblPr>
-        <w:tblW w:type="auto" w:w="0"/>
-        <w:jc w:val="center"/>
-        <w:tblLook w:firstColumn="1" w:firstRow="1" w:lastColumn="0" w:lastRow="0" w:noHBand="0" w:noVBand="1" w:val="04A0"/>
-        <w:tblBorders>
-          <w:top w:val="single" w:sz="4" w:color="DCC6B0"/>
-          <w:left w:val="single" w:sz="4" w:color="DCC6B0"/>
-          <w:bottom w:val="single" w:sz="4" w:color="DCC6B0"/>
-          <w:right w:val="single" w:sz="4" w:color="DCC6B0"/>
-          <w:insideH w:val="single" w:sz="4" w:color="DCC6B0"/>
-          <w:insideV w:val="single" w:sz="4" w:color="DCC6B0"/>
-        </w:tblBorders>
-      </w:tblPr>
-      <w:tblGrid>
-        <w:gridCol w:w="4706"/>
-        <w:gridCol w:w="4706"/>
-      </w:tblGrid>
-      <w:tr>
-        <w:trPr>
-          <w:tblHeader w:val="true"/>
-        </w:trPr>
-        <w:tc>
-          <w:tcPr>
-            <w:tcW w:type="dxa" w:w="4706"/>
-            <w:shd w:val="clear" w:color="auto" w:fill="221913"/>
-          </w:tcPr>
-          <w:p>
-            <w:pPr>
-              <w:spacing w:before="40" w:after="40" w:line="276" w:lineRule="auto"/>
-            </w:pPr>
-            <w:r>
-              <w:rPr>
-                <w:rFonts w:ascii="Jost" w:hAnsi="Jost" w:cs="Jost" w:eastAsia="Jost"/>
-                <w:b/>
-                <w:i w:val="0"/>
-                <w:color w:val="FBF5EE"/>
-                <w:sz w:val="17"/>
-              </w:rPr>
-              <w:t>Frequency</w:t>
-            </w:r>
-          </w:p>
-        </w:tc>
-        <w:tc>
-          <w:tcPr>
-            <w:tcW w:type="dxa" w:w="4706"/>
-            <w:shd w:val="clear" w:color="auto" w:fill="221913"/>
-          </w:tcPr>
-          <w:p>
-            <w:pPr>
-              <w:spacing w:before="40" w:after="40" w:line="276" w:lineRule="auto"/>
-            </w:pPr>
-            <w:r>
-              <w:rPr>
-                <w:rFonts w:ascii="Jost" w:hAnsi="Jost" w:cs="Jost" w:eastAsia="Jost"/>
-                <w:b/>
-                <w:i w:val="0"/>
-                <w:color w:val="FBF5EE"/>
-                <w:sz w:val="17"/>
-              </w:rPr>
-              <w:t>Task</w:t>
-            </w:r>
-          </w:p>
-        </w:tc>
-      </w:tr>
-      <w:tr>
-        <w:tc>
-          <w:tcPr>
-            <w:tcW w:type="dxa" w:w="4706"/>
-          </w:tcPr>
-          <w:p>
-            <w:pPr>
-              <w:spacing w:before="40" w:after="40" w:line="276" w:lineRule="auto"/>
-            </w:pPr>
-            <w:r>
-              <w:rPr>
-                <w:rFonts w:ascii="Jost" w:hAnsi="Jost" w:cs="Jost" w:eastAsia="Jost"/>
-                <w:b w:val="0"/>
-                <w:i w:val="0"/>
-                <w:color w:val="4A3A2C"/>
-                <w:sz w:val="17"/>
-              </w:rPr>
-              <w:t>Between every guest</w:t>
-            </w:r>
-          </w:p>
-        </w:tc>
-        <w:tc>
-          <w:tcPr>
-            <w:tcW w:type="dxa" w:w="4706"/>
-          </w:tcPr>
-          <w:p>
-            <w:pPr>
-              <w:spacing w:before="40" w:after="40" w:line="276" w:lineRule="auto"/>
-            </w:pPr>
-            <w:r>
-              <w:rPr>
-                <w:rFonts w:ascii="Jost" w:hAnsi="Jost" w:cs="Jost" w:eastAsia="Jost"/>
-                <w:b w:val="0"/>
-                <w:i w:val="0"/>
-                <w:color w:val="4A3A2C"/>
-                <w:sz w:val="17"/>
-              </w:rPr>
-              <w:t>Wipe check-in tablet or pen, counter and card machine</w:t>
-            </w:r>
-          </w:p>
-        </w:tc>
-      </w:tr>
-      <w:tr>
-        <w:tc>
-          <w:tcPr>
-            <w:tcW w:type="dxa" w:w="4706"/>
-            <w:shd w:val="clear" w:color="auto" w:fill="FBF5EE"/>
-          </w:tcPr>
-          <w:p>
-            <w:pPr>
-              <w:spacing w:before="40" w:after="40" w:line="276" w:lineRule="auto"/>
-            </w:pPr>
-            <w:r>
-              <w:rPr>
-                <w:rFonts w:ascii="Jost" w:hAnsi="Jost" w:cs="Jost" w:eastAsia="Jost"/>
-                <w:b w:val="0"/>
-                <w:i w:val="0"/>
-                <w:color w:val="4A3A2C"/>
-                <w:sz w:val="17"/>
-              </w:rPr>
-              <w:t>Daily</w:t>
-            </w:r>
-          </w:p>
-        </w:tc>
-        <w:tc>
-          <w:tcPr>
-            <w:tcW w:type="dxa" w:w="4706"/>
-            <w:shd w:val="clear" w:color="auto" w:fill="FBF5EE"/>
-          </w:tcPr>
-          <w:p>
-            <w:pPr>
-              <w:spacing w:before="40" w:after="40" w:line="276" w:lineRule="auto"/>
-            </w:pPr>
-            <w:r>
-              <w:rPr>
-                <w:rFonts w:ascii="Jost" w:hAnsi="Jost" w:cs="Jost" w:eastAsia="Jost"/>
-                <w:b w:val="0"/>
-                <w:i w:val="0"/>
-                <w:color w:val="4A3A2C"/>
-                <w:sz w:val="17"/>
-              </w:rPr>
-              <w:t>Dust and wipe all surfaces; clean glass and doors; vacuum or mop floors; empty bins; refresh water and tea station</w:t>
-            </w:r>
-          </w:p>
-        </w:tc>
-      </w:tr>
-      <w:tr>
-        <w:tc>
-          <w:tcPr>
-            <w:tcW w:type="dxa" w:w="4706"/>
-          </w:tcPr>
-          <w:p>
-            <w:pPr>
-              <w:spacing w:before="40" w:after="40" w:line="276" w:lineRule="auto"/>
-            </w:pPr>
-            <w:r>
-              <w:rPr>
-                <w:rFonts w:ascii="Jost" w:hAnsi="Jost" w:cs="Jost" w:eastAsia="Jost"/>
-                <w:b w:val="0"/>
-                <w:i w:val="0"/>
-                <w:color w:val="4A3A2C"/>
-                <w:sz w:val="17"/>
-              </w:rPr>
-              <w:t>Weekly</w:t>
-            </w:r>
-          </w:p>
-        </w:tc>
-        <w:tc>
-          <w:tcPr>
-            <w:tcW w:type="dxa" w:w="4706"/>
-          </w:tcPr>
-          <w:p>
-            <w:pPr>
-              <w:spacing w:before="40" w:after="40" w:line="276" w:lineRule="auto"/>
-            </w:pPr>
-            <w:r>
-              <w:rPr>
-                <w:rFonts w:ascii="Jost" w:hAnsi="Jost" w:cs="Jost" w:eastAsia="Jost"/>
-                <w:b w:val="0"/>
-                <w:i w:val="0"/>
-                <w:color w:val="4A3A2C"/>
-                <w:sz w:val="17"/>
-              </w:rPr>
-              <w:t>Clean retail shelves and products; wipe skirting and lighting</w:t>
+              <w:t>Clean retail shelves and products (copper mugs, organic fragrances, wellness pillows, linen merchandise); wipe skirting and lighting</w:t>
             </w:r>
           </w:p>
         </w:tc>
@@ -6544,7 +5863,7 @@
           <w:color w:val="4A3A2C"/>
           <w:sz w:val="20"/>
         </w:rPr>
-        <w:t xml:space="preserve">Laundry is processed by </w:t>
+        <w:t xml:space="preserve">Laundry is done in-house in the studio's own laundry machine(s), by the Hosts and </w:t>
       </w:r>
       <w:r>
         <w:rPr>
@@ -6554,7 +5873,7 @@
           <w:color w:val="A6754C"/>
           <w:sz w:val="20"/>
         </w:rPr>
-        <w:t>[Laundry contractor]</w:t>
+        <w:t>[in-house attendant / outsourced cleaner — to be decided]</w:t>
       </w:r>
       <w:r>
         <w:rPr>
@@ -6564,7 +5883,23 @@
           <w:color w:val="4A3A2C"/>
           <w:sz w:val="20"/>
         </w:rPr>
-        <w:t xml:space="preserve"> at </w:t>
+        <w:t>.</w:t>
+      </w:r>
+    </w:p>
+    <w:p>
+      <w:pPr>
+        <w:pStyle w:val="ListBullet"/>
+        <w:spacing w:before="0" w:after="60" w:line="300" w:lineRule="auto"/>
+      </w:pPr>
+      <w:r>
+        <w:rPr>
+          <w:rFonts w:ascii="Jost" w:hAnsi="Jost" w:cs="Jost" w:eastAsia="Jost"/>
+          <w:b w:val="0"/>
+          <w:i w:val="0"/>
+          <w:color w:val="4A3A2C"/>
+          <w:sz w:val="20"/>
+        </w:rPr>
+        <w:t xml:space="preserve">Robes, Aura-branded towels and Aura-branded guest clothing are washed at </w:t>
       </w:r>
       <w:r>
         <w:rPr>
@@ -6584,7 +5919,47 @@
           <w:color w:val="4A3A2C"/>
           <w:sz w:val="20"/>
         </w:rPr>
-        <w:t xml:space="preserve"> or in-house to the same standard.</w:t>
+        <w:t xml:space="preserve"> with </w:t>
+      </w:r>
+      <w:r>
+        <w:rPr>
+          <w:rFonts w:ascii="Jost" w:hAnsi="Jost" w:cs="Jost" w:eastAsia="Jost"/>
+          <w:b w:val="0"/>
+          <w:i w:val="0"/>
+          <w:color w:val="A6754C"/>
+          <w:sz w:val="20"/>
+        </w:rPr>
+        <w:t>[Product]</w:t>
+      </w:r>
+      <w:r>
+        <w:rPr>
+          <w:rFonts w:ascii="Jost" w:hAnsi="Jost" w:cs="Jost" w:eastAsia="Jost"/>
+          <w:b w:val="0"/>
+          <w:i w:val="0"/>
+          <w:color w:val="4A3A2C"/>
+          <w:sz w:val="20"/>
+        </w:rPr>
+        <w:t xml:space="preserve">; hotel-style slippers are </w:t>
+      </w:r>
+      <w:r>
+        <w:rPr>
+          <w:rFonts w:ascii="Jost" w:hAnsi="Jost" w:cs="Jost" w:eastAsia="Jost"/>
+          <w:b w:val="0"/>
+          <w:i w:val="0"/>
+          <w:color w:val="A6754C"/>
+          <w:sz w:val="20"/>
+        </w:rPr>
+        <w:t>[single-use / laundered at ___ °C — confirm]</w:t>
+      </w:r>
+      <w:r>
+        <w:rPr>
+          <w:rFonts w:ascii="Jost" w:hAnsi="Jost" w:cs="Jost" w:eastAsia="Jost"/>
+          <w:b w:val="0"/>
+          <w:i w:val="0"/>
+          <w:color w:val="4A3A2C"/>
+          <w:sz w:val="20"/>
+        </w:rPr>
+        <w:t>.</w:t>
       </w:r>
     </w:p>
     <w:p>
@@ -6600,7 +5975,59 @@
           <w:color w:val="4A3A2C"/>
           <w:sz w:val="20"/>
         </w:rPr>
-        <w:t>Clean linen is stored covered and away from used linen.</w:t>
+        <w:t>Branded items are washed to the care label to protect the colour and logo; faded or damaged items are withdrawn and recorded.</w:t>
+      </w:r>
+    </w:p>
+    <w:p>
+      <w:pPr>
+        <w:pStyle w:val="ListBullet"/>
+        <w:spacing w:before="0" w:after="60" w:line="300" w:lineRule="auto"/>
+      </w:pPr>
+      <w:r>
+        <w:rPr>
+          <w:rFonts w:ascii="Jost" w:hAnsi="Jost" w:cs="Jost" w:eastAsia="Jost"/>
+          <w:b w:val="0"/>
+          <w:i w:val="0"/>
+          <w:color w:val="4A3A2C"/>
+          <w:sz w:val="20"/>
+        </w:rPr>
+        <w:t>The closing shift runs the last loads, cleans the lint filter and leaves the machine door open to dry.</w:t>
+      </w:r>
+    </w:p>
+    <w:p>
+      <w:pPr>
+        <w:pStyle w:val="ListBullet"/>
+        <w:spacing w:before="0" w:after="60" w:line="300" w:lineRule="auto"/>
+      </w:pPr>
+      <w:r>
+        <w:rPr>
+          <w:rFonts w:ascii="Jost" w:hAnsi="Jost" w:cs="Jost" w:eastAsia="Jost"/>
+          <w:b w:val="0"/>
+          <w:i w:val="0"/>
+          <w:color w:val="4A3A2C"/>
+          <w:sz w:val="20"/>
+        </w:rPr>
+        <w:t xml:space="preserve">Clean linen is stored covered and away from used linen; par stock of </w:t>
+      </w:r>
+      <w:r>
+        <w:rPr>
+          <w:rFonts w:ascii="Jost" w:hAnsi="Jost" w:cs="Jost" w:eastAsia="Jost"/>
+          <w:b w:val="0"/>
+          <w:i w:val="0"/>
+          <w:color w:val="A6754C"/>
+          <w:sz w:val="20"/>
+        </w:rPr>
+        <w:t>[___]</w:t>
+      </w:r>
+      <w:r>
+        <w:rPr>
+          <w:rFonts w:ascii="Jost" w:hAnsi="Jost" w:cs="Jost" w:eastAsia="Jost"/>
+          <w:b w:val="0"/>
+          <w:i w:val="0"/>
+          <w:color w:val="4A3A2C"/>
+          <w:sz w:val="20"/>
+        </w:rPr>
+        <w:t xml:space="preserve"> sets is checked daily so every guest has fresh items.</w:t>
       </w:r>
     </w:p>
     <w:p>
@@ -6701,7 +6128,27 @@
           <w:color w:val="4A3A2C"/>
           <w:sz w:val="20"/>
         </w:rPr>
-        <w:t>Remove into a clinical waste bag.</w:t>
+        <w:t xml:space="preserve">Remove into a sealed, labelled waste bag </w:t>
+      </w:r>
+      <w:r>
+        <w:rPr>
+          <w:rFonts w:ascii="Jost" w:hAnsi="Jost" w:cs="Jost" w:eastAsia="Jost"/>
+          <w:b w:val="0"/>
+          <w:i w:val="0"/>
+          <w:color w:val="A6754C"/>
+          <w:sz w:val="20"/>
+        </w:rPr>
+        <w:t>[disposal route per Dubai Municipality — to confirm]</w:t>
+      </w:r>
+      <w:r>
+        <w:rPr>
+          <w:rFonts w:ascii="Jost" w:hAnsi="Jost" w:cs="Jost" w:eastAsia="Jost"/>
+          <w:b w:val="0"/>
+          <w:i w:val="0"/>
+          <w:color w:val="4A3A2C"/>
+          <w:sz w:val="20"/>
+        </w:rPr>
+        <w:t>.</w:t>
       </w:r>
     </w:p>
     <w:p>
@@ -6730,7 +6177,7 @@
           <w:color w:val="4A3A2C"/>
           <w:sz w:val="20"/>
         </w:rPr>
-        <w:t>Clean the area, then disinfect with clinical-grade disinfectant for the full contact time.</w:t>
+        <w:t>Clean the area, then disinfect with the body fluid spill disinfectant for the full contact time.</w:t>
       </w:r>
     </w:p>
     <w:p>
@@ -6759,7 +6206,7 @@
           <w:color w:val="4A3A2C"/>
           <w:sz w:val="20"/>
         </w:rPr>
-        <w:t>Dispose of PPE as clinical waste. Wash hands. Record on the cleaning log.</w:t>
+        <w:t>Dispose of PPE in the same sealed bag. Wash hands. Record on the cleaning log.</w:t>
       </w:r>
     </w:p>
     <w:p>
@@ -6793,7 +6240,7 @@
           <w:color w:val="A6754C"/>
           <w:sz w:val="17"/>
         </w:rPr>
-        <w:t>9.1 FLOAT TANK WATER TESTING LOG</w:t>
+        <w:t>9.1 COLD PLUNGE TEMPERATURE AND WATER LOG</w:t>
       </w:r>
     </w:p>
     <w:tbl>
@@ -6839,7 +6286,7 @@
                 <w:color w:val="FBF5EE"/>
                 <w:sz w:val="17"/>
               </w:rPr>
-              <w:t>Date / time</w:t>
+              <w:t>Date</w:t>
             </w:r>
           </w:p>
         </w:tc>
@@ -6860,7 +6307,7 @@
                 <w:color w:val="FBF5EE"/>
                 <w:sz w:val="17"/>
               </w:rPr>
-              <w:t>pH</w:t>
+              <w:t>Open (°C)</w:t>
             </w:r>
           </w:p>
         </w:tc>
@@ -6881,7 +6328,7 @@
                 <w:color w:val="FBF5EE"/>
                 <w:sz w:val="17"/>
               </w:rPr>
-              <w:t>Sanitiser</w:t>
+              <w:t>Midday (°C)</w:t>
             </w:r>
           </w:p>
         </w:tc>
@@ -6902,7 +6349,7 @@
                 <w:color w:val="FBF5EE"/>
                 <w:sz w:val="17"/>
               </w:rPr>
-              <w:t>Specific gravity</w:t>
+              <w:t>Close (°C)</w:t>
             </w:r>
           </w:p>
         </w:tc>
@@ -6923,7 +6370,7 @@
                 <w:color w:val="FBF5EE"/>
                 <w:sz w:val="17"/>
               </w:rPr>
-              <w:t>Temp (°C)</w:t>
+              <w:t>pH / sanitiser</w:t>
             </w:r>
           </w:p>
         </w:tc>
@@ -7339,7 +6786,7 @@
           <w:color w:val="A6754C"/>
           <w:sz w:val="17"/>
         </w:rPr>
-        <w:t>9.2 COLD PLUNGE TEMPERATURE AND WATER LOG</w:t>
+        <w:t>9.2 DAILY CLEANING SIGN-OFF LOG</w:t>
       </w:r>
     </w:p>
     <w:tbl>
@@ -7385,7 +6832,7 @@
                 <w:color w:val="FBF5EE"/>
                 <w:sz w:val="17"/>
               </w:rPr>
-              <w:t>Date</w:t>
+              <w:t>Area / device</w:t>
             </w:r>
           </w:p>
         </w:tc>
@@ -7406,7 +6853,7 @@
                 <w:color w:val="FBF5EE"/>
                 <w:sz w:val="17"/>
               </w:rPr>
-              <w:t>Open (°C)</w:t>
+              <w:t>Between-guest checks complete</w:t>
             </w:r>
           </w:p>
         </w:tc>
@@ -7427,7 +6874,7 @@
                 <w:color w:val="FBF5EE"/>
                 <w:sz w:val="17"/>
               </w:rPr>
-              <w:t>Midday (°C)</w:t>
+              <w:t>Daily clean complete</w:t>
             </w:r>
           </w:p>
         </w:tc>
@@ -7448,7 +6895,7 @@
                 <w:color w:val="FBF5EE"/>
                 <w:sz w:val="17"/>
               </w:rPr>
-              <w:t>Close (°C)</w:t>
+              <w:t>Issue noted</w:t>
             </w:r>
           </w:p>
         </w:tc>
@@ -7469,7 +6916,7 @@
                 <w:color w:val="FBF5EE"/>
                 <w:sz w:val="17"/>
               </w:rPr>
-              <w:t>pH / sanitiser</w:t>
+              <w:t>Cleaned by</w:t>
             </w:r>
           </w:p>
         </w:tc>
@@ -7490,7 +6937,7 @@
                 <w:color w:val="FBF5EE"/>
                 <w:sz w:val="17"/>
               </w:rPr>
-              <w:t>Initials</w:t>
+              <w:t>Checked by</w:t>
             </w:r>
           </w:p>
         </w:tc>
@@ -7512,67 +6959,67 @@
                 <w:color w:val="4A3A2C"/>
                 <w:sz w:val="17"/>
               </w:rPr>
+              <w:t>Cryo chamber</w:t>
+            </w:r>
+          </w:p>
+        </w:tc>
+        <w:tc>
+          <w:tcPr>
+            <w:tcW w:type="dxa" w:w="1569"/>
+          </w:tcPr>
+          <w:p>
+            <w:pPr>
+              <w:spacing w:before="40" w:after="40" w:line="276" w:lineRule="auto"/>
+            </w:pPr>
+            <w:r>
+              <w:rPr>
+                <w:rFonts w:ascii="Jost" w:hAnsi="Jost" w:cs="Jost" w:eastAsia="Jost"/>
+                <w:b w:val="0"/>
+                <w:i w:val="0"/>
+                <w:color w:val="4A3A2C"/>
+                <w:sz w:val="17"/>
+              </w:rPr>
+              <w:t>☐</w:t>
+            </w:r>
+          </w:p>
+        </w:tc>
+        <w:tc>
+          <w:tcPr>
+            <w:tcW w:type="dxa" w:w="1569"/>
+          </w:tcPr>
+          <w:p>
+            <w:pPr>
+              <w:spacing w:before="40" w:after="40" w:line="276" w:lineRule="auto"/>
+            </w:pPr>
+            <w:r>
+              <w:rPr>
+                <w:rFonts w:ascii="Jost" w:hAnsi="Jost" w:cs="Jost" w:eastAsia="Jost"/>
+                <w:b w:val="0"/>
+                <w:i w:val="0"/>
+                <w:color w:val="4A3A2C"/>
+                <w:sz w:val="17"/>
+              </w:rPr>
+              <w:t>☐</w:t>
+            </w:r>
+          </w:p>
+        </w:tc>
+        <w:tc>
+          <w:tcPr>
+            <w:tcW w:type="dxa" w:w="1569"/>
+          </w:tcPr>
+          <w:p>
+            <w:pPr>
+              <w:spacing w:before="40" w:after="40" w:line="276" w:lineRule="auto"/>
+            </w:pPr>
+            <w:r>
+              <w:rPr>
+                <w:rFonts w:ascii="Jost" w:hAnsi="Jost" w:cs="Jost" w:eastAsia="Jost"/>
+                <w:b w:val="0"/>
+                <w:i w:val="0"/>
+                <w:color w:val="4A3A2C"/>
+                <w:sz w:val="17"/>
+              </w:rPr>
               <w:t>__________</w:t>
-            </w:r>
-          </w:p>
-        </w:tc>
-        <w:tc>
-          <w:tcPr>
-            <w:tcW w:type="dxa" w:w="1569"/>
-          </w:tcPr>
-          <w:p>
-            <w:pPr>
-              <w:spacing w:before="40" w:after="40" w:line="276" w:lineRule="auto"/>
-            </w:pPr>
-            <w:r>
-              <w:rPr>
-                <w:rFonts w:ascii="Jost" w:hAnsi="Jost" w:cs="Jost" w:eastAsia="Jost"/>
-                <w:b w:val="0"/>
-                <w:i w:val="0"/>
-                <w:color w:val="4A3A2C"/>
-                <w:sz w:val="17"/>
-              </w:rPr>
-              <w:t>______</w:t>
-            </w:r>
-          </w:p>
-        </w:tc>
-        <w:tc>
-          <w:tcPr>
-            <w:tcW w:type="dxa" w:w="1569"/>
-          </w:tcPr>
-          <w:p>
-            <w:pPr>
-              <w:spacing w:before="40" w:after="40" w:line="276" w:lineRule="auto"/>
-            </w:pPr>
-            <w:r>
-              <w:rPr>
-                <w:rFonts w:ascii="Jost" w:hAnsi="Jost" w:cs="Jost" w:eastAsia="Jost"/>
-                <w:b w:val="0"/>
-                <w:i w:val="0"/>
-                <w:color w:val="4A3A2C"/>
-                <w:sz w:val="17"/>
-              </w:rPr>
-              <w:t>______</w:t>
-            </w:r>
-          </w:p>
-        </w:tc>
-        <w:tc>
-          <w:tcPr>
-            <w:tcW w:type="dxa" w:w="1569"/>
-          </w:tcPr>
-          <w:p>
-            <w:pPr>
-              <w:spacing w:before="40" w:after="40" w:line="276" w:lineRule="auto"/>
-            </w:pPr>
-            <w:r>
-              <w:rPr>
-                <w:rFonts w:ascii="Jost" w:hAnsi="Jost" w:cs="Jost" w:eastAsia="Jost"/>
-                <w:b w:val="0"/>
-                <w:i w:val="0"/>
-                <w:color w:val="4A3A2C"/>
-                <w:sz w:val="17"/>
-              </w:rPr>
-              <w:t>______</w:t>
             </w:r>
           </w:p>
         </w:tc>
@@ -7635,7 +7082,7 @@
                 <w:color w:val="4A3A2C"/>
                 <w:sz w:val="17"/>
               </w:rPr>
-              <w:t>__________</w:t>
+              <w:t>Red-light bed</w:t>
             </w:r>
           </w:p>
         </w:tc>
@@ -7656,7 +7103,7 @@
                 <w:color w:val="4A3A2C"/>
                 <w:sz w:val="17"/>
               </w:rPr>
-              <w:t>______</w:t>
+              <w:t>☐</w:t>
             </w:r>
           </w:p>
         </w:tc>
@@ -7677,7 +7124,7 @@
                 <w:color w:val="4A3A2C"/>
                 <w:sz w:val="17"/>
               </w:rPr>
-              <w:t>______</w:t>
+              <w:t>☐</w:t>
             </w:r>
           </w:p>
         </w:tc>
@@ -7698,7 +7145,7 @@
                 <w:color w:val="4A3A2C"/>
                 <w:sz w:val="17"/>
               </w:rPr>
-              <w:t>______</w:t>
+              <w:t>__________</w:t>
             </w:r>
           </w:p>
         </w:tc>
@@ -7762,6 +7209,66 @@
                 <w:color w:val="4A3A2C"/>
                 <w:sz w:val="17"/>
               </w:rPr>
+              <w:t>Infrared sauna</w:t>
+            </w:r>
+          </w:p>
+        </w:tc>
+        <w:tc>
+          <w:tcPr>
+            <w:tcW w:type="dxa" w:w="1569"/>
+          </w:tcPr>
+          <w:p>
+            <w:pPr>
+              <w:spacing w:before="40" w:after="40" w:line="276" w:lineRule="auto"/>
+            </w:pPr>
+            <w:r>
+              <w:rPr>
+                <w:rFonts w:ascii="Jost" w:hAnsi="Jost" w:cs="Jost" w:eastAsia="Jost"/>
+                <w:b w:val="0"/>
+                <w:i w:val="0"/>
+                <w:color w:val="4A3A2C"/>
+                <w:sz w:val="17"/>
+              </w:rPr>
+              <w:t>☐</w:t>
+            </w:r>
+          </w:p>
+        </w:tc>
+        <w:tc>
+          <w:tcPr>
+            <w:tcW w:type="dxa" w:w="1569"/>
+          </w:tcPr>
+          <w:p>
+            <w:pPr>
+              <w:spacing w:before="40" w:after="40" w:line="276" w:lineRule="auto"/>
+            </w:pPr>
+            <w:r>
+              <w:rPr>
+                <w:rFonts w:ascii="Jost" w:hAnsi="Jost" w:cs="Jost" w:eastAsia="Jost"/>
+                <w:b w:val="0"/>
+                <w:i w:val="0"/>
+                <w:color w:val="4A3A2C"/>
+                <w:sz w:val="17"/>
+              </w:rPr>
+              <w:t>☐</w:t>
+            </w:r>
+          </w:p>
+        </w:tc>
+        <w:tc>
+          <w:tcPr>
+            <w:tcW w:type="dxa" w:w="1569"/>
+          </w:tcPr>
+          <w:p>
+            <w:pPr>
+              <w:spacing w:before="40" w:after="40" w:line="276" w:lineRule="auto"/>
+            </w:pPr>
+            <w:r>
+              <w:rPr>
+                <w:rFonts w:ascii="Jost" w:hAnsi="Jost" w:cs="Jost" w:eastAsia="Jost"/>
+                <w:b w:val="0"/>
+                <w:i w:val="0"/>
+                <w:color w:val="4A3A2C"/>
+                <w:sz w:val="17"/>
+              </w:rPr>
               <w:t>__________</w:t>
             </w:r>
           </w:p>
@@ -7803,240 +7310,6 @@
                 <w:sz w:val="17"/>
               </w:rPr>
               <w:t>______</w:t>
-            </w:r>
-          </w:p>
-        </w:tc>
-        <w:tc>
-          <w:tcPr>
-            <w:tcW w:type="dxa" w:w="1569"/>
-          </w:tcPr>
-          <w:p>
-            <w:pPr>
-              <w:spacing w:before="40" w:after="40" w:line="276" w:lineRule="auto"/>
-            </w:pPr>
-            <w:r>
-              <w:rPr>
-                <w:rFonts w:ascii="Jost" w:hAnsi="Jost" w:cs="Jost" w:eastAsia="Jost"/>
-                <w:b w:val="0"/>
-                <w:i w:val="0"/>
-                <w:color w:val="4A3A2C"/>
-                <w:sz w:val="17"/>
-              </w:rPr>
-              <w:t>______</w:t>
-            </w:r>
-          </w:p>
-        </w:tc>
-        <w:tc>
-          <w:tcPr>
-            <w:tcW w:type="dxa" w:w="1569"/>
-          </w:tcPr>
-          <w:p>
-            <w:pPr>
-              <w:spacing w:before="40" w:after="40" w:line="276" w:lineRule="auto"/>
-            </w:pPr>
-            <w:r>
-              <w:rPr>
-                <w:rFonts w:ascii="Jost" w:hAnsi="Jost" w:cs="Jost" w:eastAsia="Jost"/>
-                <w:b w:val="0"/>
-                <w:i w:val="0"/>
-                <w:color w:val="4A3A2C"/>
-                <w:sz w:val="17"/>
-              </w:rPr>
-              <w:t>______</w:t>
-            </w:r>
-          </w:p>
-        </w:tc>
-        <w:tc>
-          <w:tcPr>
-            <w:tcW w:type="dxa" w:w="1569"/>
-          </w:tcPr>
-          <w:p>
-            <w:pPr>
-              <w:spacing w:before="40" w:after="40" w:line="276" w:lineRule="auto"/>
-            </w:pPr>
-            <w:r>
-              <w:rPr>
-                <w:rFonts w:ascii="Jost" w:hAnsi="Jost" w:cs="Jost" w:eastAsia="Jost"/>
-                <w:b w:val="0"/>
-                <w:i w:val="0"/>
-                <w:color w:val="4A3A2C"/>
-                <w:sz w:val="17"/>
-              </w:rPr>
-              <w:t>______</w:t>
-            </w:r>
-          </w:p>
-        </w:tc>
-      </w:tr>
-    </w:tbl>
-    <w:p>
-      <w:pPr>
-        <w:spacing w:before="0" w:after="80" w:line="240" w:lineRule="auto"/>
-      </w:pPr>
-    </w:p>
-    <w:p>
-      <w:pPr>
-        <w:keepNext/>
-        <w:spacing w:before="200" w:after="60" w:line="264" w:lineRule="auto"/>
-      </w:pPr>
-      <w:r>
-        <w:rPr>
-          <w:rFonts w:ascii="Jost" w:hAnsi="Jost" w:cs="Jost" w:eastAsia="Jost"/>
-          <w:b/>
-          <w:color w:val="A6754C"/>
-          <w:sz w:val="17"/>
-        </w:rPr>
-        <w:t>9.3 DAILY CLEANING SIGN-OFF LOG</w:t>
-      </w:r>
-    </w:p>
-    <w:tbl>
-      <w:tblPr>
-        <w:tblW w:type="auto" w:w="0"/>
-        <w:jc w:val="center"/>
-        <w:tblLook w:firstColumn="1" w:firstRow="1" w:lastColumn="0" w:lastRow="0" w:noHBand="0" w:noVBand="1" w:val="04A0"/>
-        <w:tblBorders>
-          <w:top w:val="single" w:sz="4" w:color="DCC6B0"/>
-          <w:left w:val="single" w:sz="4" w:color="DCC6B0"/>
-          <w:bottom w:val="single" w:sz="4" w:color="DCC6B0"/>
-          <w:right w:val="single" w:sz="4" w:color="DCC6B0"/>
-          <w:insideH w:val="single" w:sz="4" w:color="DCC6B0"/>
-          <w:insideV w:val="single" w:sz="4" w:color="DCC6B0"/>
-        </w:tblBorders>
-      </w:tblPr>
-      <w:tblGrid>
-        <w:gridCol w:w="1569"/>
-        <w:gridCol w:w="1569"/>
-        <w:gridCol w:w="1569"/>
-        <w:gridCol w:w="1569"/>
-        <w:gridCol w:w="1569"/>
-        <w:gridCol w:w="1569"/>
-      </w:tblGrid>
-      <w:tr>
-        <w:trPr>
-          <w:tblHeader w:val="true"/>
-        </w:trPr>
-        <w:tc>
-          <w:tcPr>
-            <w:tcW w:type="dxa" w:w="1569"/>
-            <w:shd w:val="clear" w:color="auto" w:fill="221913"/>
-          </w:tcPr>
-          <w:p>
-            <w:pPr>
-              <w:spacing w:before="40" w:after="40" w:line="276" w:lineRule="auto"/>
-            </w:pPr>
-            <w:r>
-              <w:rPr>
-                <w:rFonts w:ascii="Jost" w:hAnsi="Jost" w:cs="Jost" w:eastAsia="Jost"/>
-                <w:b/>
-                <w:i w:val="0"/>
-                <w:color w:val="FBF5EE"/>
-                <w:sz w:val="17"/>
-              </w:rPr>
-              <w:t>Area / device</w:t>
-            </w:r>
-          </w:p>
-        </w:tc>
-        <w:tc>
-          <w:tcPr>
-            <w:tcW w:type="dxa" w:w="1569"/>
-            <w:shd w:val="clear" w:color="auto" w:fill="221913"/>
-          </w:tcPr>
-          <w:p>
-            <w:pPr>
-              <w:spacing w:before="40" w:after="40" w:line="276" w:lineRule="auto"/>
-            </w:pPr>
-            <w:r>
-              <w:rPr>
-                <w:rFonts w:ascii="Jost" w:hAnsi="Jost" w:cs="Jost" w:eastAsia="Jost"/>
-                <w:b/>
-                <w:i w:val="0"/>
-                <w:color w:val="FBF5EE"/>
-                <w:sz w:val="17"/>
-              </w:rPr>
-              <w:t>Between-guest checks complete</w:t>
-            </w:r>
-          </w:p>
-        </w:tc>
-        <w:tc>
-          <w:tcPr>
-            <w:tcW w:type="dxa" w:w="1569"/>
-            <w:shd w:val="clear" w:color="auto" w:fill="221913"/>
-          </w:tcPr>
-          <w:p>
-            <w:pPr>
-              <w:spacing w:before="40" w:after="40" w:line="276" w:lineRule="auto"/>
-            </w:pPr>
-            <w:r>
-              <w:rPr>
-                <w:rFonts w:ascii="Jost" w:hAnsi="Jost" w:cs="Jost" w:eastAsia="Jost"/>
-                <w:b/>
-                <w:i w:val="0"/>
-                <w:color w:val="FBF5EE"/>
-                <w:sz w:val="17"/>
-              </w:rPr>
-              <w:t>Daily clean complete</w:t>
-            </w:r>
-          </w:p>
-        </w:tc>
-        <w:tc>
-          <w:tcPr>
-            <w:tcW w:type="dxa" w:w="1569"/>
-            <w:shd w:val="clear" w:color="auto" w:fill="221913"/>
-          </w:tcPr>
-          <w:p>
-            <w:pPr>
-              <w:spacing w:before="40" w:after="40" w:line="276" w:lineRule="auto"/>
-            </w:pPr>
-            <w:r>
-              <w:rPr>
-                <w:rFonts w:ascii="Jost" w:hAnsi="Jost" w:cs="Jost" w:eastAsia="Jost"/>
-                <w:b/>
-                <w:i w:val="0"/>
-                <w:color w:val="FBF5EE"/>
-                <w:sz w:val="17"/>
-              </w:rPr>
-              <w:t>Issue noted</w:t>
-            </w:r>
-          </w:p>
-        </w:tc>
-        <w:tc>
-          <w:tcPr>
-            <w:tcW w:type="dxa" w:w="1569"/>
-            <w:shd w:val="clear" w:color="auto" w:fill="221913"/>
-          </w:tcPr>
-          <w:p>
-            <w:pPr>
-              <w:spacing w:before="40" w:after="40" w:line="276" w:lineRule="auto"/>
-            </w:pPr>
-            <w:r>
-              <w:rPr>
-                <w:rFonts w:ascii="Jost" w:hAnsi="Jost" w:cs="Jost" w:eastAsia="Jost"/>
-                <w:b/>
-                <w:i w:val="0"/>
-                <w:color w:val="FBF5EE"/>
-                <w:sz w:val="17"/>
-              </w:rPr>
-              <w:t>Cleaned by</w:t>
-            </w:r>
-          </w:p>
-        </w:tc>
-        <w:tc>
-          <w:tcPr>
-            <w:tcW w:type="dxa" w:w="1569"/>
-            <w:shd w:val="clear" w:color="auto" w:fill="221913"/>
-          </w:tcPr>
-          <w:p>
-            <w:pPr>
-              <w:spacing w:before="40" w:after="40" w:line="276" w:lineRule="auto"/>
-            </w:pPr>
-            <w:r>
-              <w:rPr>
-                <w:rFonts w:ascii="Jost" w:hAnsi="Jost" w:cs="Jost" w:eastAsia="Jost"/>
-                <w:b/>
-                <w:i w:val="0"/>
-                <w:color w:val="FBF5EE"/>
-                <w:sz w:val="17"/>
-              </w:rPr>
-              <w:t>Checked by</w:t>
             </w:r>
           </w:p>
         </w:tc>
@@ -8045,6 +7318,7 @@
         <w:tc>
           <w:tcPr>
             <w:tcW w:type="dxa" w:w="1569"/>
+            <w:shd w:val="clear" w:color="auto" w:fill="FBF5EE"/>
           </w:tcPr>
           <w:p>
             <w:pPr>
@@ -8058,13 +7332,14 @@
                 <w:color w:val="4A3A2C"/>
                 <w:sz w:val="17"/>
               </w:rPr>
-              <w:t>Cryo chamber</w:t>
+              <w:t>Hyperbaric chamber</w:t>
             </w:r>
           </w:p>
         </w:tc>
         <w:tc>
           <w:tcPr>
             <w:tcW w:type="dxa" w:w="1569"/>
+            <w:shd w:val="clear" w:color="auto" w:fill="FBF5EE"/>
           </w:tcPr>
           <w:p>
             <w:pPr>
@@ -8085,6 +7360,7 @@
         <w:tc>
           <w:tcPr>
             <w:tcW w:type="dxa" w:w="1569"/>
+            <w:shd w:val="clear" w:color="auto" w:fill="FBF5EE"/>
           </w:tcPr>
           <w:p>
             <w:pPr>
@@ -8105,6 +7381,7 @@
         <w:tc>
           <w:tcPr>
             <w:tcW w:type="dxa" w:w="1569"/>
+            <w:shd w:val="clear" w:color="auto" w:fill="FBF5EE"/>
           </w:tcPr>
           <w:p>
             <w:pPr>
@@ -8125,6 +7402,7 @@
         <w:tc>
           <w:tcPr>
             <w:tcW w:type="dxa" w:w="1569"/>
+            <w:shd w:val="clear" w:color="auto" w:fill="FBF5EE"/>
           </w:tcPr>
           <w:p>
             <w:pPr>
@@ -8145,6 +7423,7 @@
         <w:tc>
           <w:tcPr>
             <w:tcW w:type="dxa" w:w="1569"/>
+            <w:shd w:val="clear" w:color="auto" w:fill="FBF5EE"/>
           </w:tcPr>
           <w:p>
             <w:pPr>
@@ -8167,7 +7446,6 @@
         <w:tc>
           <w:tcPr>
             <w:tcW w:type="dxa" w:w="1569"/>
-            <w:shd w:val="clear" w:color="auto" w:fill="FBF5EE"/>
           </w:tcPr>
           <w:p>
             <w:pPr>
@@ -8181,10 +7459,112 @@
                 <w:color w:val="4A3A2C"/>
                 <w:sz w:val="17"/>
               </w:rPr>
-              <w:t>Red-light bed</w:t>
-            </w:r>
-          </w:p>
-        </w:tc>
+              <w:t>Dry float bed</w:t>
+            </w:r>
+          </w:p>
+        </w:tc>
+        <w:tc>
+          <w:tcPr>
+            <w:tcW w:type="dxa" w:w="1569"/>
+          </w:tcPr>
+          <w:p>
+            <w:pPr>
+              <w:spacing w:before="40" w:after="40" w:line="276" w:lineRule="auto"/>
+            </w:pPr>
+            <w:r>
+              <w:rPr>
+                <w:rFonts w:ascii="Jost" w:hAnsi="Jost" w:cs="Jost" w:eastAsia="Jost"/>
+                <w:b w:val="0"/>
+                <w:i w:val="0"/>
+                <w:color w:val="4A3A2C"/>
+                <w:sz w:val="17"/>
+              </w:rPr>
+              <w:t>☐</w:t>
+            </w:r>
+          </w:p>
+        </w:tc>
+        <w:tc>
+          <w:tcPr>
+            <w:tcW w:type="dxa" w:w="1569"/>
+          </w:tcPr>
+          <w:p>
+            <w:pPr>
+              <w:spacing w:before="40" w:after="40" w:line="276" w:lineRule="auto"/>
+            </w:pPr>
+            <w:r>
+              <w:rPr>
+                <w:rFonts w:ascii="Jost" w:hAnsi="Jost" w:cs="Jost" w:eastAsia="Jost"/>
+                <w:b w:val="0"/>
+                <w:i w:val="0"/>
+                <w:color w:val="4A3A2C"/>
+                <w:sz w:val="17"/>
+              </w:rPr>
+              <w:t>☐</w:t>
+            </w:r>
+          </w:p>
+        </w:tc>
+        <w:tc>
+          <w:tcPr>
+            <w:tcW w:type="dxa" w:w="1569"/>
+          </w:tcPr>
+          <w:p>
+            <w:pPr>
+              <w:spacing w:before="40" w:after="40" w:line="276" w:lineRule="auto"/>
+            </w:pPr>
+            <w:r>
+              <w:rPr>
+                <w:rFonts w:ascii="Jost" w:hAnsi="Jost" w:cs="Jost" w:eastAsia="Jost"/>
+                <w:b w:val="0"/>
+                <w:i w:val="0"/>
+                <w:color w:val="4A3A2C"/>
+                <w:sz w:val="17"/>
+              </w:rPr>
+              <w:t>__________</w:t>
+            </w:r>
+          </w:p>
+        </w:tc>
+        <w:tc>
+          <w:tcPr>
+            <w:tcW w:type="dxa" w:w="1569"/>
+          </w:tcPr>
+          <w:p>
+            <w:pPr>
+              <w:spacing w:before="40" w:after="40" w:line="276" w:lineRule="auto"/>
+            </w:pPr>
+            <w:r>
+              <w:rPr>
+                <w:rFonts w:ascii="Jost" w:hAnsi="Jost" w:cs="Jost" w:eastAsia="Jost"/>
+                <w:b w:val="0"/>
+                <w:i w:val="0"/>
+                <w:color w:val="4A3A2C"/>
+                <w:sz w:val="17"/>
+              </w:rPr>
+              <w:t>______</w:t>
+            </w:r>
+          </w:p>
+        </w:tc>
+        <w:tc>
+          <w:tcPr>
+            <w:tcW w:type="dxa" w:w="1569"/>
+          </w:tcPr>
+          <w:p>
+            <w:pPr>
+              <w:spacing w:before="40" w:after="40" w:line="276" w:lineRule="auto"/>
+            </w:pPr>
+            <w:r>
+              <w:rPr>
+                <w:rFonts w:ascii="Jost" w:hAnsi="Jost" w:cs="Jost" w:eastAsia="Jost"/>
+                <w:b w:val="0"/>
+                <w:i w:val="0"/>
+                <w:color w:val="4A3A2C"/>
+                <w:sz w:val="17"/>
+              </w:rPr>
+              <w:t>______</w:t>
+            </w:r>
+          </w:p>
+        </w:tc>
+      </w:tr>
+      <w:tr>
         <w:tc>
           <w:tcPr>
             <w:tcW w:type="dxa" w:w="1569"/>
@@ -8202,7 +7582,7 @@
                 <w:color w:val="4A3A2C"/>
                 <w:sz w:val="17"/>
               </w:rPr>
-              <w:t>☐</w:t>
+              <w:t>Salt cabin</w:t>
             </w:r>
           </w:p>
         </w:tc>
@@ -8244,7 +7624,7 @@
                 <w:color w:val="4A3A2C"/>
                 <w:sz w:val="17"/>
               </w:rPr>
-              <w:t>__________</w:t>
+              <w:t>☐</w:t>
             </w:r>
           </w:p>
         </w:tc>
@@ -8265,7 +7645,7 @@
                 <w:color w:val="4A3A2C"/>
                 <w:sz w:val="17"/>
               </w:rPr>
-              <w:t>______</w:t>
+              <w:t>__________</w:t>
             </w:r>
           </w:p>
         </w:tc>
@@ -8290,6 +7670,27 @@
             </w:r>
           </w:p>
         </w:tc>
+        <w:tc>
+          <w:tcPr>
+            <w:tcW w:type="dxa" w:w="1569"/>
+            <w:shd w:val="clear" w:color="auto" w:fill="FBF5EE"/>
+          </w:tcPr>
+          <w:p>
+            <w:pPr>
+              <w:spacing w:before="40" w:after="40" w:line="276" w:lineRule="auto"/>
+            </w:pPr>
+            <w:r>
+              <w:rPr>
+                <w:rFonts w:ascii="Jost" w:hAnsi="Jost" w:cs="Jost" w:eastAsia="Jost"/>
+                <w:b w:val="0"/>
+                <w:i w:val="0"/>
+                <w:color w:val="4A3A2C"/>
+                <w:sz w:val="17"/>
+              </w:rPr>
+              <w:t>______</w:t>
+            </w:r>
+          </w:p>
+        </w:tc>
       </w:tr>
       <w:tr>
         <w:tc>
@@ -8308,7 +7709,7 @@
                 <w:color w:val="4A3A2C"/>
                 <w:sz w:val="17"/>
               </w:rPr>
-              <w:t>Infrared sauna</w:t>
+              <w:t>Cold plunge</w:t>
             </w:r>
           </w:p>
         </w:tc>
@@ -8431,7 +7832,7 @@
                 <w:color w:val="4A3A2C"/>
                 <w:sz w:val="17"/>
               </w:rPr>
-              <w:t>Hyperbaric chamber</w:t>
+              <w:t>Compression boots</w:t>
             </w:r>
           </w:p>
         </w:tc>
@@ -8558,7 +7959,7 @@
                 <w:color w:val="4A3A2C"/>
                 <w:sz w:val="17"/>
               </w:rPr>
-              <w:t>Float tank</w:t>
+              <w:t>Sound Healing / breathwork / consultation rooms</w:t>
             </w:r>
           </w:p>
         </w:tc>
@@ -8681,7 +8082,7 @@
                 <w:color w:val="4A3A2C"/>
                 <w:sz w:val="17"/>
               </w:rPr>
-              <w:t>Dry float bed</w:t>
+              <w:t>Laundry machine and linen store</w:t>
             </w:r>
           </w:p>
         </w:tc>
@@ -8808,7 +8209,7 @@
                 <w:color w:val="4A3A2C"/>
                 <w:sz w:val="17"/>
               </w:rPr>
-              <w:t>Salt cabin</w:t>
+              <w:t>Refreshment station</w:t>
             </w:r>
           </w:p>
         </w:tc>
@@ -8931,7 +8332,7 @@
                 <w:color w:val="4A3A2C"/>
                 <w:sz w:val="17"/>
               </w:rPr>
-              <w:t>Cold plunge</w:t>
+              <w:t>Changing rooms and showers</w:t>
             </w:r>
           </w:p>
         </w:tc>
@@ -9058,7 +8459,7 @@
                 <w:color w:val="4A3A2C"/>
                 <w:sz w:val="17"/>
               </w:rPr>
-              <w:t>Compression boots</w:t>
+              <w:t>Reception and lounge</w:t>
             </w:r>
           </w:p>
         </w:tc>
@@ -9145,384 +8546,6 @@
         <w:tc>
           <w:tcPr>
             <w:tcW w:type="dxa" w:w="1569"/>
-          </w:tcPr>
-          <w:p>
-            <w:pPr>
-              <w:spacing w:before="40" w:after="40" w:line="276" w:lineRule="auto"/>
-            </w:pPr>
-            <w:r>
-              <w:rPr>
-                <w:rFonts w:ascii="Jost" w:hAnsi="Jost" w:cs="Jost" w:eastAsia="Jost"/>
-                <w:b w:val="0"/>
-                <w:i w:val="0"/>
-                <w:color w:val="4A3A2C"/>
-                <w:sz w:val="17"/>
-              </w:rPr>
-              <w:t>______</w:t>
-            </w:r>
-          </w:p>
-        </w:tc>
-      </w:tr>
-      <w:tr>
-        <w:tc>
-          <w:tcPr>
-            <w:tcW w:type="dxa" w:w="1569"/>
-            <w:shd w:val="clear" w:color="auto" w:fill="FBF5EE"/>
-          </w:tcPr>
-          <w:p>
-            <w:pPr>
-              <w:spacing w:before="40" w:after="40" w:line="276" w:lineRule="auto"/>
-            </w:pPr>
-            <w:r>
-              <w:rPr>
-                <w:rFonts w:ascii="Jost" w:hAnsi="Jost" w:cs="Jost" w:eastAsia="Jost"/>
-                <w:b w:val="0"/>
-                <w:i w:val="0"/>
-                <w:color w:val="4A3A2C"/>
-                <w:sz w:val="17"/>
-              </w:rPr>
-              <w:t>IV room</w:t>
-            </w:r>
-          </w:p>
-        </w:tc>
-        <w:tc>
-          <w:tcPr>
-            <w:tcW w:type="dxa" w:w="1569"/>
-            <w:shd w:val="clear" w:color="auto" w:fill="FBF5EE"/>
-          </w:tcPr>
-          <w:p>
-            <w:pPr>
-              <w:spacing w:before="40" w:after="40" w:line="276" w:lineRule="auto"/>
-            </w:pPr>
-            <w:r>
-              <w:rPr>
-                <w:rFonts w:ascii="Jost" w:hAnsi="Jost" w:cs="Jost" w:eastAsia="Jost"/>
-                <w:b w:val="0"/>
-                <w:i w:val="0"/>
-                <w:color w:val="4A3A2C"/>
-                <w:sz w:val="17"/>
-              </w:rPr>
-              <w:t>☐</w:t>
-            </w:r>
-          </w:p>
-        </w:tc>
-        <w:tc>
-          <w:tcPr>
-            <w:tcW w:type="dxa" w:w="1569"/>
-            <w:shd w:val="clear" w:color="auto" w:fill="FBF5EE"/>
-          </w:tcPr>
-          <w:p>
-            <w:pPr>
-              <w:spacing w:before="40" w:after="40" w:line="276" w:lineRule="auto"/>
-            </w:pPr>
-            <w:r>
-              <w:rPr>
-                <w:rFonts w:ascii="Jost" w:hAnsi="Jost" w:cs="Jost" w:eastAsia="Jost"/>
-                <w:b w:val="0"/>
-                <w:i w:val="0"/>
-                <w:color w:val="4A3A2C"/>
-                <w:sz w:val="17"/>
-              </w:rPr>
-              <w:t>☐</w:t>
-            </w:r>
-          </w:p>
-        </w:tc>
-        <w:tc>
-          <w:tcPr>
-            <w:tcW w:type="dxa" w:w="1569"/>
-            <w:shd w:val="clear" w:color="auto" w:fill="FBF5EE"/>
-          </w:tcPr>
-          <w:p>
-            <w:pPr>
-              <w:spacing w:before="40" w:after="40" w:line="276" w:lineRule="auto"/>
-            </w:pPr>
-            <w:r>
-              <w:rPr>
-                <w:rFonts w:ascii="Jost" w:hAnsi="Jost" w:cs="Jost" w:eastAsia="Jost"/>
-                <w:b w:val="0"/>
-                <w:i w:val="0"/>
-                <w:color w:val="4A3A2C"/>
-                <w:sz w:val="17"/>
-              </w:rPr>
-              <w:t>__________</w:t>
-            </w:r>
-          </w:p>
-        </w:tc>
-        <w:tc>
-          <w:tcPr>
-            <w:tcW w:type="dxa" w:w="1569"/>
-            <w:shd w:val="clear" w:color="auto" w:fill="FBF5EE"/>
-          </w:tcPr>
-          <w:p>
-            <w:pPr>
-              <w:spacing w:before="40" w:after="40" w:line="276" w:lineRule="auto"/>
-            </w:pPr>
-            <w:r>
-              <w:rPr>
-                <w:rFonts w:ascii="Jost" w:hAnsi="Jost" w:cs="Jost" w:eastAsia="Jost"/>
-                <w:b w:val="0"/>
-                <w:i w:val="0"/>
-                <w:color w:val="4A3A2C"/>
-                <w:sz w:val="17"/>
-              </w:rPr>
-              <w:t>______</w:t>
-            </w:r>
-          </w:p>
-        </w:tc>
-        <w:tc>
-          <w:tcPr>
-            <w:tcW w:type="dxa" w:w="1569"/>
-            <w:shd w:val="clear" w:color="auto" w:fill="FBF5EE"/>
-          </w:tcPr>
-          <w:p>
-            <w:pPr>
-              <w:spacing w:before="40" w:after="40" w:line="276" w:lineRule="auto"/>
-            </w:pPr>
-            <w:r>
-              <w:rPr>
-                <w:rFonts w:ascii="Jost" w:hAnsi="Jost" w:cs="Jost" w:eastAsia="Jost"/>
-                <w:b w:val="0"/>
-                <w:i w:val="0"/>
-                <w:color w:val="4A3A2C"/>
-                <w:sz w:val="17"/>
-              </w:rPr>
-              <w:t>______</w:t>
-            </w:r>
-          </w:p>
-        </w:tc>
-      </w:tr>
-      <w:tr>
-        <w:tc>
-          <w:tcPr>
-            <w:tcW w:type="dxa" w:w="1569"/>
-          </w:tcPr>
-          <w:p>
-            <w:pPr>
-              <w:spacing w:before="40" w:after="40" w:line="276" w:lineRule="auto"/>
-            </w:pPr>
-            <w:r>
-              <w:rPr>
-                <w:rFonts w:ascii="Jost" w:hAnsi="Jost" w:cs="Jost" w:eastAsia="Jost"/>
-                <w:b w:val="0"/>
-                <w:i w:val="0"/>
-                <w:color w:val="4A3A2C"/>
-                <w:sz w:val="17"/>
-              </w:rPr>
-              <w:t>Changing rooms and showers</w:t>
-            </w:r>
-          </w:p>
-        </w:tc>
-        <w:tc>
-          <w:tcPr>
-            <w:tcW w:type="dxa" w:w="1569"/>
-          </w:tcPr>
-          <w:p>
-            <w:pPr>
-              <w:spacing w:before="40" w:after="40" w:line="276" w:lineRule="auto"/>
-            </w:pPr>
-            <w:r>
-              <w:rPr>
-                <w:rFonts w:ascii="Jost" w:hAnsi="Jost" w:cs="Jost" w:eastAsia="Jost"/>
-                <w:b w:val="0"/>
-                <w:i w:val="0"/>
-                <w:color w:val="4A3A2C"/>
-                <w:sz w:val="17"/>
-              </w:rPr>
-              <w:t>☐</w:t>
-            </w:r>
-          </w:p>
-        </w:tc>
-        <w:tc>
-          <w:tcPr>
-            <w:tcW w:type="dxa" w:w="1569"/>
-          </w:tcPr>
-          <w:p>
-            <w:pPr>
-              <w:spacing w:before="40" w:after="40" w:line="276" w:lineRule="auto"/>
-            </w:pPr>
-            <w:r>
-              <w:rPr>
-                <w:rFonts w:ascii="Jost" w:hAnsi="Jost" w:cs="Jost" w:eastAsia="Jost"/>
-                <w:b w:val="0"/>
-                <w:i w:val="0"/>
-                <w:color w:val="4A3A2C"/>
-                <w:sz w:val="17"/>
-              </w:rPr>
-              <w:t>☐</w:t>
-            </w:r>
-          </w:p>
-        </w:tc>
-        <w:tc>
-          <w:tcPr>
-            <w:tcW w:type="dxa" w:w="1569"/>
-          </w:tcPr>
-          <w:p>
-            <w:pPr>
-              <w:spacing w:before="40" w:after="40" w:line="276" w:lineRule="auto"/>
-            </w:pPr>
-            <w:r>
-              <w:rPr>
-                <w:rFonts w:ascii="Jost" w:hAnsi="Jost" w:cs="Jost" w:eastAsia="Jost"/>
-                <w:b w:val="0"/>
-                <w:i w:val="0"/>
-                <w:color w:val="4A3A2C"/>
-                <w:sz w:val="17"/>
-              </w:rPr>
-              <w:t>__________</w:t>
-            </w:r>
-          </w:p>
-        </w:tc>
-        <w:tc>
-          <w:tcPr>
-            <w:tcW w:type="dxa" w:w="1569"/>
-          </w:tcPr>
-          <w:p>
-            <w:pPr>
-              <w:spacing w:before="40" w:after="40" w:line="276" w:lineRule="auto"/>
-            </w:pPr>
-            <w:r>
-              <w:rPr>
-                <w:rFonts w:ascii="Jost" w:hAnsi="Jost" w:cs="Jost" w:eastAsia="Jost"/>
-                <w:b w:val="0"/>
-                <w:i w:val="0"/>
-                <w:color w:val="4A3A2C"/>
-                <w:sz w:val="17"/>
-              </w:rPr>
-              <w:t>______</w:t>
-            </w:r>
-          </w:p>
-        </w:tc>
-        <w:tc>
-          <w:tcPr>
-            <w:tcW w:type="dxa" w:w="1569"/>
-          </w:tcPr>
-          <w:p>
-            <w:pPr>
-              <w:spacing w:before="40" w:after="40" w:line="276" w:lineRule="auto"/>
-            </w:pPr>
-            <w:r>
-              <w:rPr>
-                <w:rFonts w:ascii="Jost" w:hAnsi="Jost" w:cs="Jost" w:eastAsia="Jost"/>
-                <w:b w:val="0"/>
-                <w:i w:val="0"/>
-                <w:color w:val="4A3A2C"/>
-                <w:sz w:val="17"/>
-              </w:rPr>
-              <w:t>______</w:t>
-            </w:r>
-          </w:p>
-        </w:tc>
-      </w:tr>
-      <w:tr>
-        <w:tc>
-          <w:tcPr>
-            <w:tcW w:type="dxa" w:w="1569"/>
-            <w:shd w:val="clear" w:color="auto" w:fill="FBF5EE"/>
-          </w:tcPr>
-          <w:p>
-            <w:pPr>
-              <w:spacing w:before="40" w:after="40" w:line="276" w:lineRule="auto"/>
-            </w:pPr>
-            <w:r>
-              <w:rPr>
-                <w:rFonts w:ascii="Jost" w:hAnsi="Jost" w:cs="Jost" w:eastAsia="Jost"/>
-                <w:b w:val="0"/>
-                <w:i w:val="0"/>
-                <w:color w:val="4A3A2C"/>
-                <w:sz w:val="17"/>
-              </w:rPr>
-              <w:t>Reception and lounge</w:t>
-            </w:r>
-          </w:p>
-        </w:tc>
-        <w:tc>
-          <w:tcPr>
-            <w:tcW w:type="dxa" w:w="1569"/>
-            <w:shd w:val="clear" w:color="auto" w:fill="FBF5EE"/>
-          </w:tcPr>
-          <w:p>
-            <w:pPr>
-              <w:spacing w:before="40" w:after="40" w:line="276" w:lineRule="auto"/>
-            </w:pPr>
-            <w:r>
-              <w:rPr>
-                <w:rFonts w:ascii="Jost" w:hAnsi="Jost" w:cs="Jost" w:eastAsia="Jost"/>
-                <w:b w:val="0"/>
-                <w:i w:val="0"/>
-                <w:color w:val="4A3A2C"/>
-                <w:sz w:val="17"/>
-              </w:rPr>
-              <w:t>☐</w:t>
-            </w:r>
-          </w:p>
-        </w:tc>
-        <w:tc>
-          <w:tcPr>
-            <w:tcW w:type="dxa" w:w="1569"/>
-            <w:shd w:val="clear" w:color="auto" w:fill="FBF5EE"/>
-          </w:tcPr>
-          <w:p>
-            <w:pPr>
-              <w:spacing w:before="40" w:after="40" w:line="276" w:lineRule="auto"/>
-            </w:pPr>
-            <w:r>
-              <w:rPr>
-                <w:rFonts w:ascii="Jost" w:hAnsi="Jost" w:cs="Jost" w:eastAsia="Jost"/>
-                <w:b w:val="0"/>
-                <w:i w:val="0"/>
-                <w:color w:val="4A3A2C"/>
-                <w:sz w:val="17"/>
-              </w:rPr>
-              <w:t>☐</w:t>
-            </w:r>
-          </w:p>
-        </w:tc>
-        <w:tc>
-          <w:tcPr>
-            <w:tcW w:type="dxa" w:w="1569"/>
-            <w:shd w:val="clear" w:color="auto" w:fill="FBF5EE"/>
-          </w:tcPr>
-          <w:p>
-            <w:pPr>
-              <w:spacing w:before="40" w:after="40" w:line="276" w:lineRule="auto"/>
-            </w:pPr>
-            <w:r>
-              <w:rPr>
-                <w:rFonts w:ascii="Jost" w:hAnsi="Jost" w:cs="Jost" w:eastAsia="Jost"/>
-                <w:b w:val="0"/>
-                <w:i w:val="0"/>
-                <w:color w:val="4A3A2C"/>
-                <w:sz w:val="17"/>
-              </w:rPr>
-              <w:t>__________</w:t>
-            </w:r>
-          </w:p>
-        </w:tc>
-        <w:tc>
-          <w:tcPr>
-            <w:tcW w:type="dxa" w:w="1569"/>
-            <w:shd w:val="clear" w:color="auto" w:fill="FBF5EE"/>
-          </w:tcPr>
-          <w:p>
-            <w:pPr>
-              <w:spacing w:before="40" w:after="40" w:line="276" w:lineRule="auto"/>
-            </w:pPr>
-            <w:r>
-              <w:rPr>
-                <w:rFonts w:ascii="Jost" w:hAnsi="Jost" w:cs="Jost" w:eastAsia="Jost"/>
-                <w:b w:val="0"/>
-                <w:i w:val="0"/>
-                <w:color w:val="4A3A2C"/>
-                <w:sz w:val="17"/>
-              </w:rPr>
-              <w:t>______</w:t>
-            </w:r>
-          </w:p>
-        </w:tc>
-        <w:tc>
-          <w:tcPr>
-            <w:tcW w:type="dxa" w:w="1569"/>
-            <w:shd w:val="clear" w:color="auto" w:fill="FBF5EE"/>
           </w:tcPr>
           <w:p>
             <w:pPr>
@@ -9574,7 +8597,7 @@
           <w:color w:val="A6754C"/>
           <w:sz w:val="17"/>
         </w:rPr>
-        <w:t>9.4 WEEKLY AND MONTHLY SIGN-OFF</w:t>
+        <w:t>9.3 WEEKLY AND MONTHLY SIGN-OFF</w:t>
       </w:r>
     </w:p>
     <w:tbl>
@@ -10180,26 +9203,6 @@
           <w:sz w:val="20"/>
         </w:rPr>
         <w:t>[weekly]</w:t>
-      </w:r>
-      <w:r>
-        <w:rPr>
-          <w:rFonts w:ascii="Jost" w:hAnsi="Jost" w:cs="Jost" w:eastAsia="Jost"/>
-          <w:b w:val="0"/>
-          <w:i w:val="0"/>
-          <w:color w:val="4A3A2C"/>
-          <w:sz w:val="20"/>
-        </w:rPr>
-        <w:t xml:space="preserve">. The Clinical Lead audits the IV room </w:t>
-      </w:r>
-      <w:r>
-        <w:rPr>
-          <w:rFonts w:ascii="Jost" w:hAnsi="Jost" w:cs="Jost" w:eastAsia="Jost"/>
-          <w:b w:val="0"/>
-          <w:i w:val="0"/>
-          <w:color w:val="A6754C"/>
-          <w:sz w:val="20"/>
-        </w:rPr>
-        <w:t>[monthly]</w:t>
       </w:r>
       <w:r>
         <w:rPr>
